--- a/01-6个主号内容创作/合并报表_6账号发布文案/合并报表_6账号完整脚本.docx
+++ b/01-6个主号内容创作/合并报表_6账号发布文案/合并报表_6账号完整脚本.docx
@@ -13,7 +13,7 @@
           <w:color w:val="C0392B"/>
           <w:sz w:val="48"/>
         </w:rPr>
-        <w:t>合并报表·底层逻辑</w:t>
+        <w:t>合并报表的底层逻辑</w:t>
       </w:r>
     </w:p>
     <w:p>
@@ -54,7 +54,7 @@
           <w:color w:val="6B6560"/>
           <w:sz w:val="18"/>
         </w:rPr>
-        <w:t>账号①  主号·生活故事版</w:t>
+        <w:t>账号①  主号·甄嬛传版</w:t>
       </w:r>
     </w:p>
     <w:p>
@@ -76,7 +76,7 @@
           <w:color w:val="C0392B"/>
           <w:sz w:val="36"/>
         </w:rPr>
-        <w:t>合并报表为什么不是简单相加？一次说清楚</w:t>
+        <w:t>合并报表为什么不是简单相加</w:t>
       </w:r>
     </w:p>
     <w:p>
@@ -96,10 +96,9 @@
           <w:color w:val="1A1816"/>
           <w:sz w:val="22"/>
         </w:rPr>
-        <w:t>张伟刚完成了一笔收购——花1200万，买下了旗下科技子公司80%的股权。📚</w:t>
+        <w:t>太后治理后宫，年底要汇总整个皇宫的账目。</w:t>
       </w:r>
     </w:p>
-    <w:p/>
     <w:p>
       <w:pPr>
         <w:spacing w:after="60"/>
@@ -109,9 +108,10 @@
           <w:color w:val="1A1816"/>
           <w:sz w:val="22"/>
         </w:rPr>
-        <w:t>子公司净资产公允价值1000万，持股80%，支付1200万。</w:t>
+        <w:t>但总账绝不是各宫账本直接相加。📚</w:t>
       </w:r>
     </w:p>
+    <w:p/>
     <w:p>
       <w:pPr>
         <w:spacing w:after="60"/>
@@ -121,7 +121,7 @@
           <w:color w:val="1A1816"/>
           <w:sz w:val="22"/>
         </w:rPr>
-        <w:t>财务总监老李把合并报表初稿送到他桌上，张伟皱眉问：</w:t>
+        <w:t>甄嬛在碎玉轩孝敬太后的那匹绸缎，太后账上记了"收礼一匹"，碎玉轩账上记了"送礼一匹"。</w:t>
       </w:r>
     </w:p>
     <w:p>
@@ -133,9 +133,10 @@
           <w:color w:val="1A1816"/>
           <w:sz w:val="22"/>
         </w:rPr>
-        <w:t>"账上的长期股权投资为什么合并时消掉了？"</w:t>
+        <w:t>直接相加——这匹绸缎就被重复计算了两遍，皇家总账就失真了。</w:t>
       </w:r>
     </w:p>
+    <w:p/>
     <w:p>
       <w:pPr>
         <w:spacing w:after="60"/>
@@ -145,20 +146,7 @@
           <w:color w:val="1A1816"/>
           <w:sz w:val="22"/>
         </w:rPr>
-        <w:t>"少数股东权益和商誉又是怎么来的？"</w:t>
-      </w:r>
-    </w:p>
-    <w:p/>
-    <w:p>
-      <w:pPr>
-        <w:spacing w:after="60"/>
-      </w:pPr>
-      <w:r>
-        <w:rPr>
-          <w:color w:val="1A1816"/>
-          <w:sz w:val="22"/>
-        </w:rPr>
-        <w:t>老李拉开椅子坐下，说："来，我给你讲清楚这个逻辑。"</w:t>
+        <w:t>这，就是合并报表要解决的核心问题：内部交易不能重复。</w:t>
       </w:r>
     </w:p>
     <w:p/>
@@ -172,7 +160,7 @@
           <w:color w:val="C8522A"/>
           <w:sz w:val="22"/>
         </w:rPr>
-        <w:t>🎯 合并报表≠两张报表简单相加</w:t>
+        <w:t>🎭 合并报表是什么？</w:t>
       </w:r>
     </w:p>
     <w:p/>
@@ -185,10 +173,9 @@
           <w:color w:val="1A1816"/>
           <w:sz w:val="22"/>
         </w:rPr>
-        <w:t>"先说最基本的事情。"</w:t>
+        <w:t>母公司+所有子公司 = 一个经济主体。</w:t>
       </w:r>
     </w:p>
-    <w:p/>
     <w:p>
       <w:pPr>
         <w:spacing w:after="60"/>
@@ -198,9 +185,10 @@
           <w:color w:val="1A1816"/>
           <w:sz w:val="22"/>
         </w:rPr>
-        <w:t>"合并不是把两家报表的数字直接加在一起。"</w:t>
+        <w:t>合并报表，就是把整个集团当一家公司来做账，对外统一呈现财务状况。</w:t>
       </w:r>
     </w:p>
+    <w:p/>
     <w:p>
       <w:pPr>
         <w:spacing w:after="60"/>
@@ -210,69 +198,7 @@
           <w:color w:val="1A1816"/>
           <w:sz w:val="22"/>
         </w:rPr>
-        <w:t>"加完之后，还要做一件事——把集团内部重复计算的部分消掉。"</w:t>
-      </w:r>
-    </w:p>
-    <w:p/>
-    <w:p>
-      <w:pPr>
-        <w:spacing w:after="60"/>
-      </w:pPr>
-      <w:r>
-        <w:rPr>
-          <w:color w:val="1A1816"/>
-          <w:sz w:val="22"/>
-        </w:rPr>
-        <w:t>"打个比方：你给儿子100块，他存到账上，是他的100块存款。"</w:t>
-      </w:r>
-    </w:p>
-    <w:p>
-      <w:pPr>
-        <w:spacing w:after="60"/>
-      </w:pPr>
-      <w:r>
-        <w:rPr>
-          <w:color w:val="1A1816"/>
-          <w:sz w:val="22"/>
-        </w:rPr>
-        <w:t>"从你们家整体看，这100块本来就是家里的——不能父亲账上算一次，儿子账上再算一次。"</w:t>
-      </w:r>
-    </w:p>
-    <w:p>
-      <w:pPr>
-        <w:spacing w:after="60"/>
-      </w:pPr>
-      <w:r>
-        <w:rPr>
-          <w:color w:val="1A1816"/>
-          <w:sz w:val="22"/>
-        </w:rPr>
-        <w:t>"合并时就要把这个'内部给钱'的动作对冲消掉。"</w:t>
-      </w:r>
-    </w:p>
-    <w:p/>
-    <w:p>
-      <w:pPr>
-        <w:spacing w:after="60"/>
-      </w:pPr>
-      <w:r>
-        <w:rPr>
-          <w:color w:val="1A1816"/>
-          <w:sz w:val="22"/>
-        </w:rPr>
-        <w:t>张伟点头："所以我账上的1200万长期股权投资，对应的是子公司的所有者权益？"</w:t>
-      </w:r>
-    </w:p>
-    <w:p>
-      <w:pPr>
-        <w:spacing w:after="60"/>
-      </w:pPr>
-      <w:r>
-        <w:rPr>
-          <w:color w:val="1A1816"/>
-          <w:sz w:val="22"/>
-        </w:rPr>
-        <w:t>"对，完全正确。"</w:t>
+        <w:t>核心动作只有一个：把集团内部"你来我往"的交易全部抵消，只保留对外部的真实经济活动。</w:t>
       </w:r>
     </w:p>
     <w:p/>
@@ -286,7 +212,7 @@
           <w:color w:val="C8522A"/>
           <w:sz w:val="22"/>
         </w:rPr>
-        <w:t>🎯 100%持股、没有商誉：最简单的情形</w:t>
+        <w:t>🎯 第一步：判断"谁管谁"——控制权认定</w:t>
       </w:r>
     </w:p>
     <w:p/>
@@ -299,7 +225,7 @@
           <w:color w:val="1A1816"/>
           <w:sz w:val="22"/>
         </w:rPr>
-        <w:t>"先说最干净的情形——假设你100%持股，收购时没有溢价，不存在商誉。"</w:t>
+        <w:t>甄嬛版：皇上主宰后宫，各宫才能纳入"皇家总账"。同理，母公司控制子公司，才需要合并报表。</w:t>
       </w:r>
     </w:p>
     <w:p/>
@@ -312,7 +238,7 @@
           <w:color w:val="1A1816"/>
           <w:sz w:val="22"/>
         </w:rPr>
-        <w:t>"这时候：母公司长期股权投资 = 子公司所有者权益。"</w:t>
+        <w:t>控制的三要素，缺一不可：</w:t>
       </w:r>
     </w:p>
     <w:p>
@@ -324,10 +250,9 @@
           <w:color w:val="1A1816"/>
           <w:sz w:val="22"/>
         </w:rPr>
-        <w:t>"从集团整体角度，这对数字是内部关系，合并时互相抵消。"</w:t>
+        <w:t>① 有权力——能主导子公司核心经营决策</w:t>
       </w:r>
     </w:p>
-    <w:p/>
     <w:p>
       <w:pPr>
         <w:spacing w:after="60"/>
@@ -337,7 +262,7 @@
           <w:color w:val="1A1816"/>
           <w:sz w:val="22"/>
         </w:rPr>
-        <w:t>抵消分录思路：</w:t>
+        <w:t>② 有可变回报——能从子公司获益，也承担损失</w:t>
       </w:r>
     </w:p>
     <w:p>
@@ -349,32 +274,7 @@
           <w:color w:val="1A1816"/>
           <w:sz w:val="22"/>
         </w:rPr>
-        <w:t>借：子公司所有者权益（股本+资本公积+其他综合收益+留存收益+未分配利润）</w:t>
-      </w:r>
-    </w:p>
-    <w:p>
-      <w:pPr>
-        <w:spacing w:after="60"/>
-      </w:pPr>
-      <w:r>
-        <w:rPr>
-          <w:color w:val="1A1816"/>
-          <w:sz w:val="22"/>
-        </w:rPr>
-        <w:t>贷：长期股权投资</w:t>
-      </w:r>
-    </w:p>
-    <w:p/>
-    <w:p>
-      <w:pPr>
-        <w:spacing w:after="60"/>
-      </w:pPr>
-      <w:r>
-        <w:rPr>
-          <w:color w:val="1A1816"/>
-          <w:sz w:val="22"/>
-        </w:rPr>
-        <w:t>"理解这步，就理解了合并的基础。"</w:t>
+        <w:t>③ 权力与回报关联——能用权力影响自己的回报</w:t>
       </w:r>
     </w:p>
     <w:p/>
@@ -388,10 +288,9 @@
           <w:color w:val="C8522A"/>
           <w:sz w:val="22"/>
         </w:rPr>
-        <w:t>🎯 80%持股、有商誉：你的实际情况</w:t>
+        <w:t>⚠️ 易错点：持股比例超过50%通常是控制的信号，但不是唯一标准。</w:t>
       </w:r>
     </w:p>
-    <w:p/>
     <w:p>
       <w:pPr>
         <w:spacing w:after="60"/>
@@ -401,10 +300,9 @@
           <w:color w:val="1A1816"/>
           <w:sz w:val="22"/>
         </w:rPr>
-        <w:t>"再说你的情况——80%持股，且支付了溢价，产生了商誉。"</w:t>
+        <w:t>实质性控制权才是判断核心——持股40%但有实质控制，一样要合并；</w:t>
       </w:r>
     </w:p>
-    <w:p/>
     <w:p>
       <w:pPr>
         <w:spacing w:after="60"/>
@@ -414,94 +312,7 @@
           <w:color w:val="1A1816"/>
           <w:sz w:val="22"/>
         </w:rPr>
-        <w:t>"关键等式变成：母公司长投 + 少数股东权益 = 子公司净资产公允价值 + 商誉"</w:t>
-      </w:r>
-    </w:p>
-    <w:p/>
-    <w:p>
-      <w:pPr>
-        <w:spacing w:after="60"/>
-      </w:pPr>
-      <w:r>
-        <w:rPr>
-          <w:color w:val="1A1816"/>
-          <w:sz w:val="22"/>
-        </w:rPr>
-        <w:t>"具体算一下你的数字："</w:t>
-      </w:r>
-    </w:p>
-    <w:p>
-      <w:pPr>
-        <w:spacing w:after="60"/>
-      </w:pPr>
-      <w:r>
-        <w:rPr>
-          <w:color w:val="1A1816"/>
-          <w:sz w:val="22"/>
-        </w:rPr>
-        <w:t>商誉 = 1200万 - 1000万 × 80% = 1200 - 800 = 400万</w:t>
-      </w:r>
-    </w:p>
-    <w:p>
-      <w:pPr>
-        <w:spacing w:after="60"/>
-      </w:pPr>
-      <w:r>
-        <w:rPr>
-          <w:color w:val="1A1816"/>
-          <w:sz w:val="22"/>
-        </w:rPr>
-        <w:t>少数股东权益 = 1000万 × 20% = 200万</w:t>
-      </w:r>
-    </w:p>
-    <w:p/>
-    <w:p>
-      <w:pPr>
-        <w:spacing w:after="60"/>
-      </w:pPr>
-      <w:r>
-        <w:rPr>
-          <w:color w:val="1A1816"/>
-          <w:sz w:val="22"/>
-        </w:rPr>
-        <w:t>"所以合并时，除了消掉长投和子公司权益的对应关系，还要确认400万商誉，承认200万少数股东权益。"</w:t>
-      </w:r>
-    </w:p>
-    <w:p/>
-    <w:p>
-      <w:pPr>
-        <w:spacing w:after="60"/>
-      </w:pPr>
-      <w:r>
-        <w:rPr>
-          <w:color w:val="1A1816"/>
-          <w:sz w:val="22"/>
-        </w:rPr>
-        <w:t>抵消分录：</w:t>
-      </w:r>
-    </w:p>
-    <w:p>
-      <w:pPr>
-        <w:spacing w:after="60"/>
-      </w:pPr>
-      <w:r>
-        <w:rPr>
-          <w:color w:val="1A1816"/>
-          <w:sz w:val="22"/>
-        </w:rPr>
-        <w:t>借：股本、资本公积、其他综合收益、留存收益、未分配利润（共1000万）、商誉400万</w:t>
-      </w:r>
-    </w:p>
-    <w:p>
-      <w:pPr>
-        <w:spacing w:after="60"/>
-      </w:pPr>
-      <w:r>
-        <w:rPr>
-          <w:color w:val="1A1816"/>
-          <w:sz w:val="22"/>
-        </w:rPr>
-        <w:t>贷：长期股权投资1200万、少数股东权益200万</w:t>
+        <w:t>持股51%但控制权受限，不一定算控制。</w:t>
       </w:r>
     </w:p>
     <w:p/>
@@ -515,7 +326,7 @@
           <w:color w:val="C8522A"/>
           <w:sz w:val="22"/>
         </w:rPr>
-        <w:t>🎯 图示理解：两个账本看同一件事</w:t>
+        <w:t>🎯 第二步：两类必须抵消的内部交易</w:t>
       </w:r>
     </w:p>
     <w:p/>
@@ -528,7 +339,7 @@
           <w:color w:val="1A1816"/>
           <w:sz w:val="22"/>
         </w:rPr>
-        <w:t>母公司单体报表：资产里有"长期股权投资1200万"</w:t>
+        <w:t>甄嬛版：</w:t>
       </w:r>
     </w:p>
     <w:p>
@@ -540,10 +351,9 @@
           <w:color w:val="1A1816"/>
           <w:sz w:val="22"/>
         </w:rPr>
-        <w:t>子公司单体报表：权益里有"所有者权益1000万"</w:t>
+        <w:t>一、皇上发聘礼（长期股权投资）给碎玉轩，碎玉轩收了聘礼（净资产权益）。合并时，这笔账不能两边都保留。</w:t>
       </w:r>
     </w:p>
-    <w:p/>
     <w:p>
       <w:pPr>
         <w:spacing w:after="60"/>
@@ -553,44 +363,7 @@
           <w:color w:val="1A1816"/>
           <w:sz w:val="22"/>
         </w:rPr>
-        <w:t>"从集团整体看，母公司投的那1200万，和子公司对应的1000万权益，是同一件事在两个账本里的不同体现。"</w:t>
-      </w:r>
-    </w:p>
-    <w:p>
-      <w:pPr>
-        <w:spacing w:after="60"/>
-      </w:pPr>
-      <w:r>
-        <w:rPr>
-          <w:color w:val="1A1816"/>
-          <w:sz w:val="22"/>
-        </w:rPr>
-        <w:t>"合并时要对冲消掉，同时补上商誉和少数股东权益，才是集团真实的样子。"</w:t>
-      </w:r>
-    </w:p>
-    <w:p/>
-    <w:p>
-      <w:pPr>
-        <w:spacing w:after="60"/>
-      </w:pPr>
-      <w:r>
-        <w:rPr>
-          <w:color w:val="1A1816"/>
-          <w:sz w:val="22"/>
-        </w:rPr>
-        <w:t>张伟拿起那份报表："所以商誉就是我多花的那400万，少数股东权益就是另外20%那一份。"</w:t>
-      </w:r>
-    </w:p>
-    <w:p>
-      <w:pPr>
-        <w:spacing w:after="60"/>
-      </w:pPr>
-      <w:r>
-        <w:rPr>
-          <w:color w:val="1A1816"/>
-          <w:sz w:val="22"/>
-        </w:rPr>
-        <w:t>老李点头："就是这样。"</w:t>
+        <w:t>二、碎玉轩卖布料给甄嬛宫，碎玉轩记"收入"，甄嬛记"成本"——合并时也要对冲。</w:t>
       </w:r>
     </w:p>
     <w:p/>
@@ -604,7 +377,7 @@
           <w:color w:val="C8522A"/>
           <w:sz w:val="22"/>
         </w:rPr>
-        <w:t>✨ 诗雨叮嘱</w:t>
+        <w:t>抵消一：内部股权投资 vs 子公司所有者权益</w:t>
       </w:r>
     </w:p>
     <w:p/>
@@ -617,7 +390,7 @@
           <w:color w:val="1A1816"/>
           <w:sz w:val="22"/>
         </w:rPr>
-        <w:t>合并抵消不是死背分录，而是先理解：</w:t>
+        <w:t>母公司账：长期股权投资（碎玉轩）1200万</w:t>
       </w:r>
     </w:p>
     <w:p>
@@ -629,9 +402,10 @@
           <w:color w:val="1A1816"/>
           <w:sz w:val="22"/>
         </w:rPr>
-        <w:t>长投代表母公司花的钱，子公司所有者权益代表这笔钱的权益来源，两者是集团内部关系，必须抵消。</w:t>
+        <w:t>子公司账：股本+资本公积+留存收益（母公司持有80%部分）= 800万</w:t>
       </w:r>
     </w:p>
+    <w:p/>
     <w:p>
       <w:pPr>
         <w:spacing w:after="60"/>
@@ -641,7 +415,7 @@
           <w:color w:val="1A1816"/>
           <w:sz w:val="22"/>
         </w:rPr>
-        <w:t>商誉来自溢价，少数股东权益来自非100%持股。</w:t>
+        <w:t>合并抵消分录：</w:t>
       </w:r>
     </w:p>
     <w:p>
@@ -653,7 +427,404 @@
           <w:color w:val="1A1816"/>
           <w:sz w:val="22"/>
         </w:rPr>
-        <w:t>逻辑通了，后面的内部交易抵消也好理解了。💪</w:t>
+        <w:t>借：子公司所有者权益（母公司持有部分）800万</w:t>
+      </w:r>
+    </w:p>
+    <w:p>
+      <w:pPr>
+        <w:spacing w:after="60"/>
+      </w:pPr>
+      <w:r>
+        <w:rPr>
+          <w:color w:val="1A1816"/>
+          <w:sz w:val="22"/>
+        </w:rPr>
+        <w:t>商誉 400万</w:t>
+      </w:r>
+    </w:p>
+    <w:p>
+      <w:pPr>
+        <w:spacing w:after="60"/>
+      </w:pPr>
+      <w:r>
+        <w:rPr>
+          <w:color w:val="1A1816"/>
+          <w:sz w:val="22"/>
+        </w:rPr>
+        <w:t>贷：长期股权投资 1200万</w:t>
+      </w:r>
+    </w:p>
+    <w:p/>
+    <w:p>
+      <w:pPr>
+        <w:spacing w:after="60"/>
+      </w:pPr>
+      <w:r>
+        <w:rPr>
+          <w:color w:val="1A1816"/>
+          <w:sz w:val="22"/>
+        </w:rPr>
+        <w:t>多出来的400万 = 商誉，单独列在合并资产负债表的资产方。</w:t>
+      </w:r>
+    </w:p>
+    <w:p/>
+    <w:p>
+      <w:pPr>
+        <w:spacing w:after="60"/>
+      </w:pPr>
+      <w:r>
+        <w:rPr>
+          <w:b/>
+          <w:color w:val="C8522A"/>
+          <w:sz w:val="22"/>
+        </w:rPr>
+        <w:t>抵消二：内部往来收入/成本</w:t>
+      </w:r>
+    </w:p>
+    <w:p/>
+    <w:p>
+      <w:pPr>
+        <w:spacing w:after="60"/>
+      </w:pPr>
+      <w:r>
+        <w:rPr>
+          <w:color w:val="1A1816"/>
+          <w:sz w:val="22"/>
+        </w:rPr>
+        <w:t>碎玉轩向母公司销售30万商品，合并时：</w:t>
+      </w:r>
+    </w:p>
+    <w:p>
+      <w:pPr>
+        <w:spacing w:after="60"/>
+      </w:pPr>
+      <w:r>
+        <w:rPr>
+          <w:color w:val="1A1816"/>
+          <w:sz w:val="22"/>
+        </w:rPr>
+        <w:t>借：主营业务收入 30万</w:t>
+      </w:r>
+    </w:p>
+    <w:p>
+      <w:pPr>
+        <w:spacing w:after="60"/>
+      </w:pPr>
+      <w:r>
+        <w:rPr>
+          <w:color w:val="1A1816"/>
+          <w:sz w:val="22"/>
+        </w:rPr>
+        <w:t>贷：主营业务成本 30万（货已结转成本）</w:t>
+      </w:r>
+    </w:p>
+    <w:p>
+      <w:pPr>
+        <w:spacing w:after="60"/>
+      </w:pPr>
+      <w:r>
+        <w:rPr>
+          <w:color w:val="1A1816"/>
+          <w:sz w:val="22"/>
+        </w:rPr>
+        <w:t>或 存货 30万（货还在库里）</w:t>
+      </w:r>
+    </w:p>
+    <w:p/>
+    <w:p>
+      <w:pPr>
+        <w:spacing w:after="60"/>
+      </w:pPr>
+      <w:r>
+        <w:rPr>
+          <w:color w:val="1A1816"/>
+          <w:sz w:val="22"/>
+        </w:rPr>
+        <w:t>两边对冲，集团对外报表里这笔交易消失，不重复。</w:t>
+      </w:r>
+    </w:p>
+    <w:p/>
+    <w:p>
+      <w:pPr>
+        <w:spacing w:after="60"/>
+      </w:pPr>
+      <w:r>
+        <w:rPr>
+          <w:b/>
+          <w:color w:val="C8522A"/>
+          <w:sz w:val="22"/>
+        </w:rPr>
+        <w:t>🎯 第三步：商誉怎么算？</w:t>
+      </w:r>
+    </w:p>
+    <w:p/>
+    <w:p>
+      <w:pPr>
+        <w:spacing w:after="60"/>
+      </w:pPr>
+      <w:r>
+        <w:rPr>
+          <w:color w:val="1A1816"/>
+          <w:sz w:val="22"/>
+        </w:rPr>
+        <w:t>甄嬛版：皇上娶碎玉轩出手大方，多给了一笔聘礼——超出"正常彩礼"的那部分，就是商誉。</w:t>
+      </w:r>
+    </w:p>
+    <w:p/>
+    <w:p>
+      <w:pPr>
+        <w:spacing w:after="60"/>
+      </w:pPr>
+      <w:r>
+        <w:rPr>
+          <w:b/>
+          <w:color w:val="C8522A"/>
+          <w:sz w:val="22"/>
+        </w:rPr>
+        <w:t>商誉 = 合并成本 − 被购方可辨认净资产公允价值 × 持股比例</w:t>
+      </w:r>
+    </w:p>
+    <w:p/>
+    <w:p>
+      <w:pPr>
+        <w:spacing w:after="60"/>
+      </w:pPr>
+      <w:r>
+        <w:rPr>
+          <w:color w:val="1A1816"/>
+          <w:sz w:val="22"/>
+        </w:rPr>
+        <w:t>举例：</w:t>
+      </w:r>
+    </w:p>
+    <w:p>
+      <w:pPr>
+        <w:spacing w:after="60"/>
+      </w:pPr>
+      <w:r>
+        <w:rPr>
+          <w:color w:val="1A1816"/>
+          <w:sz w:val="22"/>
+        </w:rPr>
+        <w:t>收购碎玉轩80%股权，支付1200万。</w:t>
+      </w:r>
+    </w:p>
+    <w:p>
+      <w:pPr>
+        <w:spacing w:after="60"/>
+      </w:pPr>
+      <w:r>
+        <w:rPr>
+          <w:color w:val="1A1816"/>
+          <w:sz w:val="22"/>
+        </w:rPr>
+        <w:t>碎玉轩净资产公允价值1000万。</w:t>
+      </w:r>
+    </w:p>
+    <w:p>
+      <w:pPr>
+        <w:spacing w:after="60"/>
+      </w:pPr>
+      <w:r>
+        <w:rPr>
+          <w:color w:val="1A1816"/>
+          <w:sz w:val="22"/>
+        </w:rPr>
+        <w:t>母公司应享净资产 = 1000 × 80% = 800万。</w:t>
+      </w:r>
+    </w:p>
+    <w:p>
+      <w:pPr>
+        <w:spacing w:after="60"/>
+      </w:pPr>
+      <w:r>
+        <w:rPr>
+          <w:color w:val="1A1816"/>
+          <w:sz w:val="22"/>
+        </w:rPr>
+        <w:t>商誉 = 1200 − 800 = 400万。</w:t>
+      </w:r>
+    </w:p>
+    <w:p/>
+    <w:p>
+      <w:pPr>
+        <w:spacing w:after="60"/>
+      </w:pPr>
+      <w:r>
+        <w:rPr>
+          <w:b/>
+          <w:color w:val="C8522A"/>
+          <w:sz w:val="22"/>
+        </w:rPr>
+        <w:t>⚠️ 商誉不能摊销！每年做减值测试，减了计入当期损益，减了不能再恢复。</w:t>
+      </w:r>
+    </w:p>
+    <w:p/>
+    <w:p>
+      <w:pPr>
+        <w:spacing w:after="60"/>
+      </w:pPr>
+      <w:r>
+        <w:rPr>
+          <w:b/>
+          <w:color w:val="C8522A"/>
+          <w:sz w:val="22"/>
+        </w:rPr>
+        <w:t>🎯 第四步：少数股东权益</w:t>
+      </w:r>
+    </w:p>
+    <w:p/>
+    <w:p>
+      <w:pPr>
+        <w:spacing w:after="60"/>
+      </w:pPr>
+      <w:r>
+        <w:rPr>
+          <w:color w:val="1A1816"/>
+          <w:sz w:val="22"/>
+        </w:rPr>
+        <w:t>甄嬛版：碎玉轩不全是皇上的，还有20%属于外人（其他股东）。这部分就叫少数股东权益。</w:t>
+      </w:r>
+    </w:p>
+    <w:p/>
+    <w:p>
+      <w:pPr>
+        <w:spacing w:after="60"/>
+      </w:pPr>
+      <w:r>
+        <w:rPr>
+          <w:b/>
+          <w:color w:val="C8522A"/>
+          <w:sz w:val="22"/>
+        </w:rPr>
+        <w:t>少数股东权益 = 子公司净资产公允价值 × （1 − 持股比例）</w:t>
+      </w:r>
+    </w:p>
+    <w:p>
+      <w:pPr>
+        <w:spacing w:after="60"/>
+      </w:pPr>
+      <w:r>
+        <w:rPr>
+          <w:color w:val="1A1816"/>
+          <w:sz w:val="22"/>
+        </w:rPr>
+        <w:t>= 1000 × 20% = 200万</w:t>
+      </w:r>
+    </w:p>
+    <w:p/>
+    <w:p>
+      <w:pPr>
+        <w:spacing w:after="60"/>
+      </w:pPr>
+      <w:r>
+        <w:rPr>
+          <w:color w:val="1A1816"/>
+          <w:sz w:val="22"/>
+        </w:rPr>
+        <w:t>在合并资产负债表中，少数股东权益单独列示在"所有者权益"项下，夹在负债和所有者权益之间。</w:t>
+      </w:r>
+    </w:p>
+    <w:p/>
+    <w:p>
+      <w:pPr>
+        <w:spacing w:after="60"/>
+      </w:pPr>
+      <w:r>
+        <w:rPr>
+          <w:b/>
+          <w:color w:val="C8522A"/>
+          <w:sz w:val="22"/>
+        </w:rPr>
+        <w:t>⚠️ 最常见错误：少数股东权益是所有者权益，绝对不是负债！考试最爱出这个判断题，记牢。</w:t>
+      </w:r>
+    </w:p>
+    <w:p/>
+    <w:p>
+      <w:pPr>
+        <w:spacing w:after="60"/>
+      </w:pPr>
+      <w:r>
+        <w:rPr>
+          <w:b/>
+          <w:color w:val="C8522A"/>
+          <w:sz w:val="22"/>
+        </w:rPr>
+        <w:t>✨ 甄嬛叮嘱（重点汇总）</w:t>
+      </w:r>
+    </w:p>
+    <w:p/>
+    <w:p>
+      <w:pPr>
+        <w:spacing w:after="60"/>
+      </w:pPr>
+      <w:r>
+        <w:rPr>
+          <w:color w:val="1A1816"/>
+          <w:sz w:val="22"/>
+        </w:rPr>
+        <w:t>· 合并报表 ≠ 各表相加，内部交易必须全部抵消</w:t>
+      </w:r>
+    </w:p>
+    <w:p>
+      <w:pPr>
+        <w:spacing w:after="60"/>
+      </w:pPr>
+      <w:r>
+        <w:rPr>
+          <w:color w:val="1A1816"/>
+          <w:sz w:val="22"/>
+        </w:rPr>
+        <w:t>· 控制三要素：权力 + 可变回报 + 关联，三个都满足才算</w:t>
+      </w:r>
+    </w:p>
+    <w:p>
+      <w:pPr>
+        <w:spacing w:after="60"/>
+      </w:pPr>
+      <w:r>
+        <w:rPr>
+          <w:color w:val="1A1816"/>
+          <w:sz w:val="22"/>
+        </w:rPr>
+        <w:t>· 商誉 = 合并成本 − 应享净资产（公允值），只做减值，不做摊销</w:t>
+      </w:r>
+    </w:p>
+    <w:p>
+      <w:pPr>
+        <w:spacing w:after="60"/>
+      </w:pPr>
+      <w:r>
+        <w:rPr>
+          <w:color w:val="1A1816"/>
+          <w:sz w:val="22"/>
+        </w:rPr>
+        <w:t>· 少数股东权益 = 净资产公允 × (1−持股%)，属于所有者权益</w:t>
+      </w:r>
+    </w:p>
+    <w:p>
+      <w:pPr>
+        <w:spacing w:after="60"/>
+      </w:pPr>
+      <w:r>
+        <w:rPr>
+          <w:color w:val="1A1816"/>
+          <w:sz w:val="22"/>
+        </w:rPr>
+        <w:t>· 内部股权投资 vs 子公司权益抵消后的差额就是商誉</w:t>
+      </w:r>
+    </w:p>
+    <w:p/>
+    <w:p>
+      <w:pPr>
+        <w:spacing w:after="60"/>
+      </w:pPr>
+      <w:r>
+        <w:rPr>
+          <w:color w:val="1A1816"/>
+          <w:sz w:val="22"/>
+        </w:rPr>
+        <w:t>下一篇：合并利润表编制逻辑（顺流/逆流/内部债券完整分录）&gt;&gt;</w:t>
       </w:r>
     </w:p>
     <w:p>
@@ -675,7 +846,7 @@
           <w:color w:val="6B6560"/>
           <w:sz w:val="18"/>
         </w:rPr>
-        <w:t>话题：#中级会计备考 #中级会计 #合并报表 #会计大白话 #备考冲刺 #财会干货 #9月上岸 #诗雨会计 #会计 #抵销分录</w:t>
+        <w:t>话题：#中级会计备考 #中级会计 #会计 #合并报表 #甄嬛传 #会计大白话 #备考冲刺 #财会干货 #9月上岸 #诗雨会计</w:t>
       </w:r>
     </w:p>
     <w:p>
@@ -722,7 +893,7 @@
           <w:color w:val="6B6560"/>
           <w:sz w:val="18"/>
         </w:rPr>
-        <w:t>账号②  副号1·学生视角版</w:t>
+        <w:t>账号②  副号1·蜡笔小新版</w:t>
       </w:r>
     </w:p>
     <w:p>
@@ -744,7 +915,7 @@
           <w:color w:val="C0392B"/>
           <w:sz w:val="36"/>
         </w:rPr>
-        <w:t>用小新家，搞懂合并报表为啥要抵消</w:t>
+        <w:t>用小新家搞懂合并报表为啥要抵消</w:t>
       </w:r>
     </w:p>
     <w:p>
@@ -764,7 +935,7 @@
           <w:color w:val="1A1816"/>
           <w:sz w:val="22"/>
         </w:rPr>
-        <w:t>广志爸爸干了一件大事——花1000万，买下了山田家食品店80%的股份。📚</w:t>
+        <w:t>广志爸爸开了家野原集团，今年花1000万，买了山田家80%的股份。🎂</w:t>
       </w:r>
     </w:p>
     <w:p/>
@@ -777,9 +948,10 @@
           <w:color w:val="1A1816"/>
           <w:sz w:val="22"/>
         </w:rPr>
-        <w:t>山田家净资产公允价值1000万，广志持股80%，花了1000万刚好没溢价。</w:t>
+        <w:t>山田家净资产公允价值也是1000万。</w:t>
       </w:r>
     </w:p>
+    <w:p/>
     <w:p>
       <w:pPr>
         <w:spacing w:after="60"/>
@@ -789,69 +961,7 @@
           <w:color w:val="1A1816"/>
           <w:sz w:val="22"/>
         </w:rPr>
-        <w:t>于是：商誉 = 1000 - 1000×80% = 200万（等等，这有商誉？</w:t>
-      </w:r>
-    </w:p>
-    <w:p>
-      <w:pPr>
-        <w:spacing w:after="60"/>
-      </w:pPr>
-      <w:r>
-        <w:rPr>
-          <w:color w:val="1A1816"/>
-          <w:sz w:val="22"/>
-        </w:rPr>
-        <w:t>对，广志其实多花了200万……总之1000万买了800万的份额，商誉200万。）</w:t>
-      </w:r>
-    </w:p>
-    <w:p/>
-    <w:p>
-      <w:pPr>
-        <w:spacing w:after="60"/>
-      </w:pPr>
-      <w:r>
-        <w:rPr>
-          <w:color w:val="1A1816"/>
-          <w:sz w:val="22"/>
-        </w:rPr>
-        <w:t>做完买卖，会计来找广志：</w:t>
-      </w:r>
-    </w:p>
-    <w:p>
-      <w:pPr>
-        <w:spacing w:after="60"/>
-      </w:pPr>
-      <w:r>
-        <w:rPr>
-          <w:color w:val="1A1816"/>
-          <w:sz w:val="22"/>
-        </w:rPr>
-        <w:t>"野原家族的合并报表，需要做一个内部抵消。"</w:t>
-      </w:r>
-    </w:p>
-    <w:p>
-      <w:pPr>
-        <w:spacing w:after="60"/>
-      </w:pPr>
-      <w:r>
-        <w:rPr>
-          <w:color w:val="1A1816"/>
-          <w:sz w:val="22"/>
-        </w:rPr>
-        <w:t>广志一脸懵。</w:t>
-      </w:r>
-    </w:p>
-    <w:p/>
-    <w:p>
-      <w:pPr>
-        <w:spacing w:after="60"/>
-      </w:pPr>
-      <w:r>
-        <w:rPr>
-          <w:color w:val="1A1816"/>
-          <w:sz w:val="22"/>
-        </w:rPr>
-        <w:t>美冴妈妈出来解释：</w:t>
+        <w:t>合并报表怎么做？</w:t>
       </w:r>
     </w:p>
     <w:p/>
@@ -865,7 +975,7 @@
           <w:color w:val="C8522A"/>
           <w:sz w:val="22"/>
         </w:rPr>
-        <w:t>🎯 为什么要抵消？</w:t>
+        <w:t>📊 第一步：确认控制</w:t>
       </w:r>
     </w:p>
     <w:p/>
@@ -878,7 +988,7 @@
           <w:color w:val="1A1816"/>
           <w:sz w:val="22"/>
         </w:rPr>
-        <w:t>"你花的那1000万，在你账上叫'长期股权投资'。"</w:t>
+        <w:t>广志持股80%，能主导山田家决策，有可变回报。</w:t>
       </w:r>
     </w:p>
     <w:p>
@@ -890,31 +1000,7 @@
           <w:color w:val="1A1816"/>
           <w:sz w:val="22"/>
         </w:rPr>
-        <w:t>"山田家账上，对应的是她们的所有者权益。"</w:t>
-      </w:r>
-    </w:p>
-    <w:p>
-      <w:pPr>
-        <w:spacing w:after="60"/>
-      </w:pPr>
-      <w:r>
-        <w:rPr>
-          <w:color w:val="1A1816"/>
-          <w:sz w:val="22"/>
-        </w:rPr>
-        <w:t>"从野原家族整体看，你对山田家的投资，和山田家账上对应的权益，是同一件事在两个账本里的体现。"</w:t>
-      </w:r>
-    </w:p>
-    <w:p>
-      <w:pPr>
-        <w:spacing w:after="60"/>
-      </w:pPr>
-      <w:r>
-        <w:rPr>
-          <w:color w:val="1A1816"/>
-          <w:sz w:val="22"/>
-        </w:rPr>
-        <w:t>"集团内部重复了——合并时必须消掉。"</w:t>
+        <w:t>三要素全满足，山田家纳入合并范围。✅</w:t>
       </w:r>
     </w:p>
     <w:p/>
@@ -928,7 +1014,7 @@
           <w:color w:val="C8522A"/>
           <w:sz w:val="22"/>
         </w:rPr>
-        <w:t>🎯 消掉的同时，留下什么？</w:t>
+        <w:t>📊 第二步：算商誉</w:t>
       </w:r>
     </w:p>
     <w:p/>
@@ -941,7 +1027,7 @@
           <w:color w:val="1A1816"/>
           <w:sz w:val="22"/>
         </w:rPr>
-        <w:t>广志那1000万投资：消掉。</w:t>
+        <w:t>商誉 = 合并成本 − 应享净资产公允</w:t>
       </w:r>
     </w:p>
     <w:p>
@@ -953,7 +1039,7 @@
           <w:color w:val="1A1816"/>
           <w:sz w:val="22"/>
         </w:rPr>
-        <w:t>山田家所有者权益中属于广志的那部分：消掉。</w:t>
+        <w:t>= 1000万 − 1000万×80%</w:t>
       </w:r>
     </w:p>
     <w:p>
@@ -965,9 +1051,35 @@
           <w:color w:val="1A1816"/>
           <w:sz w:val="22"/>
         </w:rPr>
-        <w:t>但两件事要保留：</w:t>
+        <w:t>= 1000 − 800 = 200万</w:t>
       </w:r>
     </w:p>
+    <w:p/>
+    <w:p>
+      <w:pPr>
+        <w:spacing w:after="60"/>
+      </w:pPr>
+      <w:r>
+        <w:rPr>
+          <w:color w:val="1A1816"/>
+          <w:sz w:val="22"/>
+        </w:rPr>
+        <w:t>广志多付了200万，就是商誉，记在合并资产负债表里。</w:t>
+      </w:r>
+    </w:p>
+    <w:p>
+      <w:pPr>
+        <w:spacing w:after="60"/>
+      </w:pPr>
+      <w:r>
+        <w:rPr>
+          <w:color w:val="1A1816"/>
+          <w:sz w:val="22"/>
+        </w:rPr>
+        <w:t>记住：商誉每年做减值测试，不可以摊销！</w:t>
+      </w:r>
+    </w:p>
+    <w:p/>
     <w:p>
       <w:pPr>
         <w:spacing w:after="60"/>
@@ -978,9 +1090,48 @@
           <w:color w:val="C8522A"/>
           <w:sz w:val="22"/>
         </w:rPr>
-        <w:t>✅ 商誉200万——广志多花的，是真实存在的，留着</w:t>
+        <w:t>📊 第三步：少数股东权益</w:t>
       </w:r>
     </w:p>
+    <w:p/>
+    <w:p>
+      <w:pPr>
+        <w:spacing w:after="60"/>
+      </w:pPr>
+      <w:r>
+        <w:rPr>
+          <w:color w:val="1A1816"/>
+          <w:sz w:val="22"/>
+        </w:rPr>
+        <w:t>山田家还有20%不是广志的。</w:t>
+      </w:r>
+    </w:p>
+    <w:p>
+      <w:pPr>
+        <w:spacing w:after="60"/>
+      </w:pPr>
+      <w:r>
+        <w:rPr>
+          <w:color w:val="1A1816"/>
+          <w:sz w:val="22"/>
+        </w:rPr>
+        <w:t>少数股东权益 = 1000万 × 20% = 200万</w:t>
+      </w:r>
+    </w:p>
+    <w:p/>
+    <w:p>
+      <w:pPr>
+        <w:spacing w:after="60"/>
+      </w:pPr>
+      <w:r>
+        <w:rPr>
+          <w:color w:val="1A1816"/>
+          <w:sz w:val="22"/>
+        </w:rPr>
+        <w:t>这200万在合并表的"所有者权益"里单独列，不是负债！</w:t>
+      </w:r>
+    </w:p>
+    <w:p/>
     <w:p>
       <w:pPr>
         <w:spacing w:after="60"/>
@@ -991,7 +1142,7 @@
           <w:color w:val="C8522A"/>
           <w:sz w:val="22"/>
         </w:rPr>
-        <w:t>✅ 少数股东权益200万（1000×20%）——另外20%不是广志的，那份权益要留着</w:t>
+        <w:t>📊 第四步：内部交易抵消</w:t>
       </w:r>
     </w:p>
     <w:p/>
@@ -1004,7 +1155,7 @@
           <w:color w:val="1A1816"/>
           <w:sz w:val="22"/>
         </w:rPr>
-        <w:t>抵消分录思路：</w:t>
+        <w:t>广志集团卖给山田家50万的商品，怎么处理？</w:t>
       </w:r>
     </w:p>
     <w:p>
@@ -1016,7 +1167,7 @@
           <w:color w:val="1A1816"/>
           <w:sz w:val="22"/>
         </w:rPr>
-        <w:t>借：山田家所有者权益各项（共1000万）+ 商誉200万</w:t>
+        <w:t>→ 广志账上：主营业务收入50万</w:t>
       </w:r>
     </w:p>
     <w:p>
@@ -1028,7 +1179,7 @@
           <w:color w:val="1A1816"/>
           <w:sz w:val="22"/>
         </w:rPr>
-        <w:t>贷：长期股权投资1000万 + 少数股东权益200万</w:t>
+        <w:t>→ 山田家账上：库存商品50万（或成本50万）</w:t>
       </w:r>
     </w:p>
     <w:p/>
@@ -1041,7 +1192,7 @@
           <w:color w:val="1A1816"/>
           <w:sz w:val="22"/>
         </w:rPr>
-        <w:t>广志点了点头：</w:t>
+        <w:t>合并时全部抵消：</w:t>
       </w:r>
     </w:p>
     <w:p>
@@ -1053,7 +1204,7 @@
           <w:color w:val="1A1816"/>
           <w:sz w:val="22"/>
         </w:rPr>
-        <w:t>"所以合并报表，不是把两家数字加在一起那么简单？"</w:t>
+        <w:t>借：主营业务收入 50万</w:t>
       </w:r>
     </w:p>
     <w:p>
@@ -1065,7 +1216,7 @@
           <w:color w:val="1A1816"/>
           <w:sz w:val="22"/>
         </w:rPr>
-        <w:t>美冴：对，先加，再消掉内部重复的部分，才是集团真实的样子。</w:t>
+        <w:t>贷：存货/成本 50万</w:t>
       </w:r>
     </w:p>
     <w:p/>
@@ -1078,7 +1229,71 @@
           <w:color w:val="1A1816"/>
           <w:sz w:val="22"/>
         </w:rPr>
-        <w:t>理解了这个逻辑，合并报表的抵消分录就不是死背了。🌱</w:t>
+        <w:t>两边对冲，对外的合并报表里这笔交易消失。</w:t>
+      </w:r>
+    </w:p>
+    <w:p/>
+    <w:p>
+      <w:pPr>
+        <w:spacing w:after="60"/>
+      </w:pPr>
+      <w:r>
+        <w:rPr>
+          <w:b/>
+          <w:color w:val="C8522A"/>
+          <w:sz w:val="22"/>
+        </w:rPr>
+        <w:t>✨ 小新叮嘱</w:t>
+      </w:r>
+    </w:p>
+    <w:p/>
+    <w:p>
+      <w:pPr>
+        <w:spacing w:after="60"/>
+      </w:pPr>
+      <w:r>
+        <w:rPr>
+          <w:color w:val="1A1816"/>
+          <w:sz w:val="22"/>
+        </w:rPr>
+        <w:t>合并报表不是把两个账本直接加起来。</w:t>
+      </w:r>
+    </w:p>
+    <w:p>
+      <w:pPr>
+        <w:spacing w:after="60"/>
+      </w:pPr>
+      <w:r>
+        <w:rPr>
+          <w:color w:val="1A1816"/>
+          <w:sz w:val="22"/>
+        </w:rPr>
+        <w:t>内部的交易必须消掉，否则收入被重复计算，报表就失真了。</w:t>
+      </w:r>
+    </w:p>
+    <w:p/>
+    <w:p>
+      <w:pPr>
+        <w:spacing w:after="60"/>
+      </w:pPr>
+      <w:r>
+        <w:rPr>
+          <w:color w:val="1A1816"/>
+          <w:sz w:val="22"/>
+        </w:rPr>
+        <w:t>控制 → 商誉 → 少数股东权益 → 内部抵消</w:t>
+      </w:r>
+    </w:p>
+    <w:p>
+      <w:pPr>
+        <w:spacing w:after="60"/>
+      </w:pPr>
+      <w:r>
+        <w:rPr>
+          <w:color w:val="1A1816"/>
+          <w:sz w:val="22"/>
+        </w:rPr>
+        <w:t>四步走完，合并报表的底层逻辑就通了。🌱</w:t>
       </w:r>
     </w:p>
     <w:p>
@@ -1100,7 +1315,7 @@
           <w:color w:val="6B6560"/>
           <w:sz w:val="18"/>
         </w:rPr>
-        <w:t>话题：#中级会计备考 #中级会计 #合并报表 #蜡笔小新 #会计大白话 #备考经验 #财会干货 #诗雨会计</w:t>
+        <w:t>话题：#中级会计备考 #中级会计 #会计 #合并报表 #蜡笔小新 #会计大白话 #备考冲刺 #财会干货 #9月上岸 #诗雨会计</w:t>
       </w:r>
     </w:p>
     <w:p>
@@ -1189,19 +1404,7 @@
           <w:color w:val="1A1816"/>
           <w:sz w:val="22"/>
         </w:rPr>
-        <w:t>合并报表抵消，甄嬛版速记来了。📚</w:t>
-      </w:r>
-    </w:p>
-    <w:p>
-      <w:pPr>
-        <w:spacing w:after="60"/>
-      </w:pPr>
-      <w:r>
-        <w:rPr>
-          <w:color w:val="1A1816"/>
-          <w:sz w:val="22"/>
-        </w:rPr>
-        <w:t>建议收藏，考前回看。</w:t>
+        <w:t>合并报表速记，甄嬛传对照版 📋</w:t>
       </w:r>
     </w:p>
     <w:p/>
@@ -1215,7 +1418,7 @@
           <w:color w:val="C8522A"/>
           <w:sz w:val="22"/>
         </w:rPr>
-        <w:t>🔑 核心逻辑一句话</w:t>
+        <w:t>🔑 控制三要素口诀：权力·回报·关联，三个全有才合并</w:t>
       </w:r>
     </w:p>
     <w:p/>
@@ -1228,10 +1431,9 @@
           <w:color w:val="1A1816"/>
           <w:sz w:val="22"/>
         </w:rPr>
-        <w:t>合并报表 = 母+子报表相加 → 抵消内部重复项 → 集团真实结果</w:t>
+        <w:t>甄嬛版：</w:t>
       </w:r>
     </w:p>
-    <w:p/>
     <w:p>
       <w:pPr>
         <w:spacing w:after="60"/>
@@ -1241,7 +1443,7 @@
           <w:color w:val="1A1816"/>
           <w:sz w:val="22"/>
         </w:rPr>
-        <w:t>甄嬛版对照：</w:t>
+        <w:t>权力 = 皇上能命令碎玉轩做什么</w:t>
       </w:r>
     </w:p>
     <w:p>
@@ -1253,7 +1455,7 @@
           <w:color w:val="1A1816"/>
           <w:sz w:val="22"/>
         </w:rPr>
-        <w:t>后宫账本（母公司）里有"对翊坤宫的投资"（长期股权投资）</w:t>
+        <w:t>可变回报 = 皇上从碎玉轩盈亏里分一杯羹</w:t>
       </w:r>
     </w:p>
     <w:p>
@@ -1265,19 +1467,7 @@
           <w:color w:val="1A1816"/>
           <w:sz w:val="22"/>
         </w:rPr>
-        <w:t>翊坤宫账本（子公司）里有"宫中所有者权益"</w:t>
-      </w:r>
-    </w:p>
-    <w:p>
-      <w:pPr>
-        <w:spacing w:after="60"/>
-      </w:pPr>
-      <w:r>
-        <w:rPr>
-          <w:color w:val="1A1816"/>
-          <w:sz w:val="22"/>
-        </w:rPr>
-        <w:t>从皇上角度（集团整体），二者是同一件事在两本账里的体现，必须抵消。</w:t>
+        <w:t>关联 = 皇上用权力影响自己的收益</w:t>
       </w:r>
     </w:p>
     <w:p/>
@@ -1291,57 +1481,7 @@
           <w:color w:val="C8522A"/>
           <w:sz w:val="22"/>
         </w:rPr>
-        <w:t>🔑 100%持股（无商誉）</w:t>
-      </w:r>
-    </w:p>
-    <w:p/>
-    <w:p>
-      <w:pPr>
-        <w:spacing w:after="60"/>
-      </w:pPr>
-      <w:r>
-        <w:rPr>
-          <w:color w:val="1A1816"/>
-          <w:sz w:val="22"/>
-        </w:rPr>
-        <w:t>关系式：母公司长期股权投资 = 子公司所有者权益</w:t>
-      </w:r>
-    </w:p>
-    <w:p/>
-    <w:p>
-      <w:pPr>
-        <w:spacing w:after="60"/>
-      </w:pPr>
-      <w:r>
-        <w:rPr>
-          <w:color w:val="1A1816"/>
-          <w:sz w:val="22"/>
-        </w:rPr>
-        <w:t>抵消分录：</w:t>
-      </w:r>
-    </w:p>
-    <w:p>
-      <w:pPr>
-        <w:spacing w:after="60"/>
-      </w:pPr>
-      <w:r>
-        <w:rPr>
-          <w:color w:val="1A1816"/>
-          <w:sz w:val="22"/>
-        </w:rPr>
-        <w:t>借：子公司所有者权益各项（股本、资本公积、其他综合收益、留存收益、未分配利润）</w:t>
-      </w:r>
-    </w:p>
-    <w:p>
-      <w:pPr>
-        <w:spacing w:after="60"/>
-      </w:pPr>
-      <w:r>
-        <w:rPr>
-          <w:color w:val="1A1816"/>
-          <w:sz w:val="22"/>
-        </w:rPr>
-        <w:t>贷：长期股权投资</w:t>
+        <w:t>⚠️ 持股&gt;50%≠一定控制，实质权力才是核心</w:t>
       </w:r>
     </w:p>
     <w:p/>
@@ -1355,7 +1495,7 @@
           <w:color w:val="C8522A"/>
           <w:sz w:val="22"/>
         </w:rPr>
-        <w:t>🔑 80%持股（有商誉）</w:t>
+        <w:t>🔑 商誉公式：合并成本 − 净资产公允 × 持股%</w:t>
       </w:r>
     </w:p>
     <w:p/>
@@ -1368,7 +1508,7 @@
           <w:color w:val="1A1816"/>
           <w:sz w:val="22"/>
         </w:rPr>
-        <w:t>关系式：母公司长投 + 少数股东权益 = 子公司净资产公允价值 + 商誉</w:t>
+        <w:t>甄嬛版：皇上出了1200万聘礼，碎玉轩净资产1000万×80%=800万，多给400万=商誉</w:t>
       </w:r>
     </w:p>
     <w:p/>
@@ -1381,7 +1521,7 @@
           <w:color w:val="1A1816"/>
           <w:sz w:val="22"/>
         </w:rPr>
-        <w:t>关键公式：</w:t>
+        <w:t>· 商誉只做减值，不摊销</w:t>
       </w:r>
     </w:p>
     <w:p>
@@ -1393,7 +1533,7 @@
           <w:color w:val="1A1816"/>
           <w:sz w:val="22"/>
         </w:rPr>
-        <w:t>商誉 = 投资成本 - 子公司净资产公允价值 × 持股比例</w:t>
+        <w:t>· 减值不可转回</w:t>
       </w:r>
     </w:p>
     <w:p>
@@ -1405,44 +1545,7 @@
           <w:color w:val="1A1816"/>
           <w:sz w:val="22"/>
         </w:rPr>
-        <w:t>少数股东权益 = 子公司净资产公允价值 × 少数股东比例</w:t>
-      </w:r>
-    </w:p>
-    <w:p/>
-    <w:p>
-      <w:pPr>
-        <w:spacing w:after="60"/>
-      </w:pPr>
-      <w:r>
-        <w:rPr>
-          <w:color w:val="1A1816"/>
-          <w:sz w:val="22"/>
-        </w:rPr>
-        <w:t>抵消分录：</w:t>
-      </w:r>
-    </w:p>
-    <w:p>
-      <w:pPr>
-        <w:spacing w:after="60"/>
-      </w:pPr>
-      <w:r>
-        <w:rPr>
-          <w:color w:val="1A1816"/>
-          <w:sz w:val="22"/>
-        </w:rPr>
-        <w:t>借：所有者权益各项 + 商誉</w:t>
-      </w:r>
-    </w:p>
-    <w:p>
-      <w:pPr>
-        <w:spacing w:after="60"/>
-      </w:pPr>
-      <w:r>
-        <w:rPr>
-          <w:color w:val="1A1816"/>
-          <w:sz w:val="22"/>
-        </w:rPr>
-        <w:t>贷：长期股权投资 + 少数股东权益</w:t>
+        <w:t>· 合并报表资产方单独列示</w:t>
       </w:r>
     </w:p>
     <w:p/>
@@ -1456,7 +1559,32 @@
           <w:color w:val="C8522A"/>
           <w:sz w:val="22"/>
         </w:rPr>
-        <w:t>⚠️ 高频易错点</w:t>
+        <w:t>🔑 少数股东权益：净资产公允 × (1−持股%)</w:t>
+      </w:r>
+    </w:p>
+    <w:p/>
+    <w:p>
+      <w:pPr>
+        <w:spacing w:after="60"/>
+      </w:pPr>
+      <w:r>
+        <w:rPr>
+          <w:color w:val="1A1816"/>
+          <w:sz w:val="22"/>
+        </w:rPr>
+        <w:t>甄嬛版：碎玉轩20%不是皇上的，1000万×20%=200万=少数股东权益</w:t>
+      </w:r>
+    </w:p>
+    <w:p>
+      <w:pPr>
+        <w:spacing w:after="60"/>
+      </w:pPr>
+      <w:r>
+        <w:rPr>
+          <w:color w:val="1A1816"/>
+          <w:sz w:val="22"/>
+        </w:rPr>
+        <w:t>→ 属于所有者权益，不是负债！合并表中单独列示</w:t>
       </w:r>
     </w:p>
     <w:p/>
@@ -1470,9 +1598,71 @@
           <w:color w:val="C8522A"/>
           <w:sz w:val="22"/>
         </w:rPr>
-        <w:t>❌ 商誉不乘持股比例（要 × 持股比例）</w:t>
+        <w:t>🔑 两类必须抵消：</w:t>
       </w:r>
     </w:p>
+    <w:p>
+      <w:pPr>
+        <w:spacing w:after="60"/>
+      </w:pPr>
+      <w:r>
+        <w:rPr>
+          <w:color w:val="1A1816"/>
+          <w:sz w:val="22"/>
+        </w:rPr>
+        <w:t>① 内部股权投资 vs 子公司所有者权益（差额=商誉）</w:t>
+      </w:r>
+    </w:p>
+    <w:p>
+      <w:pPr>
+        <w:spacing w:after="60"/>
+      </w:pPr>
+      <w:r>
+        <w:rPr>
+          <w:color w:val="1A1816"/>
+          <w:sz w:val="22"/>
+        </w:rPr>
+        <w:t>② 内部往来：收入+成本/存货 双向对冲</w:t>
+      </w:r>
+    </w:p>
+    <w:p/>
+    <w:p>
+      <w:pPr>
+        <w:spacing w:after="60"/>
+      </w:pPr>
+      <w:r>
+        <w:rPr>
+          <w:color w:val="1A1816"/>
+          <w:sz w:val="22"/>
+        </w:rPr>
+        <w:t>甄嬛版：</w:t>
+      </w:r>
+    </w:p>
+    <w:p>
+      <w:pPr>
+        <w:spacing w:after="60"/>
+      </w:pPr>
+      <w:r>
+        <w:rPr>
+          <w:color w:val="1A1816"/>
+          <w:sz w:val="22"/>
+        </w:rPr>
+        <w:t>① 皇上发的聘礼 vs 碎玉轩收的权益 → 对冲</w:t>
+      </w:r>
+    </w:p>
+    <w:p>
+      <w:pPr>
+        <w:spacing w:after="60"/>
+      </w:pPr>
+      <w:r>
+        <w:rPr>
+          <w:color w:val="1A1816"/>
+          <w:sz w:val="22"/>
+        </w:rPr>
+        <w:t>② 碎玉轩卖给甄嬛的布料 → 内部交易，合并时消失</w:t>
+      </w:r>
+    </w:p>
+    <w:p/>
     <w:p>
       <w:pPr>
         <w:spacing w:after="60"/>
@@ -1483,36 +1673,9 @@
           <w:color w:val="C8522A"/>
           <w:sz w:val="22"/>
         </w:rPr>
-        <w:t>❌ 少数股东权益用账面价值（要用公允价值）</w:t>
+        <w:t>✨ 甄嬛速记总结</w:t>
       </w:r>
     </w:p>
-    <w:p>
-      <w:pPr>
-        <w:spacing w:after="60"/>
-      </w:pPr>
-      <w:r>
-        <w:rPr>
-          <w:b/>
-          <w:color w:val="C8522A"/>
-          <w:sz w:val="22"/>
-        </w:rPr>
-        <w:t>❌ 不知道什么时候出现商誉（溢价收购才有）</w:t>
-      </w:r>
-    </w:p>
-    <w:p>
-      <w:pPr>
-        <w:spacing w:after="60"/>
-      </w:pPr>
-      <w:r>
-        <w:rPr>
-          <w:b/>
-          <w:color w:val="C8522A"/>
-          <w:sz w:val="22"/>
-        </w:rPr>
-        <w:t>❌ 100%持股时漏写所有者权益各项（要全部列出）</w:t>
-      </w:r>
-    </w:p>
-    <w:p/>
     <w:p>
       <w:pPr>
         <w:spacing w:after="60"/>
@@ -1522,7 +1685,43 @@
           <w:color w:val="1A1816"/>
           <w:sz w:val="22"/>
         </w:rPr>
-        <w:t>建议收藏，考前回看✅</w:t>
+        <w:t>控制三要素→纳入合并范围</w:t>
+      </w:r>
+    </w:p>
+    <w:p>
+      <w:pPr>
+        <w:spacing w:after="60"/>
+      </w:pPr>
+      <w:r>
+        <w:rPr>
+          <w:color w:val="1A1816"/>
+          <w:sz w:val="22"/>
+        </w:rPr>
+        <w:t>商誉=合并成本-应享净资产→只减值不摊销</w:t>
+      </w:r>
+    </w:p>
+    <w:p>
+      <w:pPr>
+        <w:spacing w:after="60"/>
+      </w:pPr>
+      <w:r>
+        <w:rPr>
+          <w:color w:val="1A1816"/>
+          <w:sz w:val="22"/>
+        </w:rPr>
+        <w:t>少数股东=净资产×非持股%→所有者权益</w:t>
+      </w:r>
+    </w:p>
+    <w:p>
+      <w:pPr>
+        <w:spacing w:after="60"/>
+      </w:pPr>
+      <w:r>
+        <w:rPr>
+          <w:color w:val="1A1816"/>
+          <w:sz w:val="22"/>
+        </w:rPr>
+        <w:t>内部往来全抵消→收入/成本/存货都要冲</w:t>
       </w:r>
     </w:p>
     <w:p>
@@ -1544,7 +1743,7 @@
           <w:color w:val="6B6560"/>
           <w:sz w:val="18"/>
         </w:rPr>
-        <w:t>话题：#中级会计备考 #中级会计 #合并报表 #会计考点速记 #甄嬛传 #备考冲刺 #财会干货 #9月上岸 #诗雨会计</w:t>
+        <w:t>话题：#中级会计备考 #中级会计 #会计 #合并报表 #甄嬛传 #备考冲刺 #财会干货 #会计大白话 #9月上岸 #诗雨会计</w:t>
       </w:r>
     </w:p>
     <w:p>
@@ -1613,7 +1812,7 @@
           <w:color w:val="C0392B"/>
           <w:sz w:val="36"/>
         </w:rPr>
-        <w:t>学合并报表抵消，我踩过的4个坑</w:t>
+        <w:t>学合并报表，我踩过的4个坑</w:t>
       </w:r>
     </w:p>
     <w:p>
@@ -1633,7 +1832,7 @@
           <w:color w:val="1A1816"/>
           <w:sz w:val="22"/>
         </w:rPr>
-        <w:t>学合并报表抵消，我当时犯了4个错误。📚</w:t>
+        <w:t>备考合并报表，我一开始全靠猜。😤</w:t>
       </w:r>
     </w:p>
     <w:p>
@@ -1645,7 +1844,7 @@
           <w:color w:val="1A1816"/>
           <w:sz w:val="22"/>
         </w:rPr>
-        <w:t>每一个都在考场上让我懵掉。</w:t>
+        <w:t>结果每次做题都踩坑，直到把这4个误解彻底搞清楚。</w:t>
       </w:r>
     </w:p>
     <w:p/>
@@ -1659,9 +1858,10 @@
           <w:color w:val="C8522A"/>
           <w:sz w:val="22"/>
         </w:rPr>
-        <w:t>━━━━━━━━━━━━━━━━━━</w:t>
+        <w:t>💥 坑一：以为合并报表=两张表直接加</w:t>
       </w:r>
     </w:p>
+    <w:p/>
     <w:p>
       <w:pPr>
         <w:spacing w:after="60"/>
@@ -1671,9 +1871,46 @@
           <w:color w:val="1A1816"/>
           <w:sz w:val="22"/>
         </w:rPr>
-        <w:t>坑①：以为合并就是两张报表数字直接相加</w:t>
+        <w:t>我：数字加加加，完事！</w:t>
       </w:r>
     </w:p>
+    <w:p>
+      <w:pPr>
+        <w:spacing w:after="60"/>
+      </w:pPr>
+      <w:r>
+        <w:rPr>
+          <w:color w:val="1A1816"/>
+          <w:sz w:val="22"/>
+        </w:rPr>
+        <w:t>其实：内部交易必须全部抵消。</w:t>
+      </w:r>
+    </w:p>
+    <w:p>
+      <w:pPr>
+        <w:spacing w:after="60"/>
+      </w:pPr>
+      <w:r>
+        <w:rPr>
+          <w:color w:val="1A1816"/>
+          <w:sz w:val="22"/>
+        </w:rPr>
+        <w:t>母子公司之间的收入、成本、往来款——统统要对冲。</w:t>
+      </w:r>
+    </w:p>
+    <w:p>
+      <w:pPr>
+        <w:spacing w:after="60"/>
+      </w:pPr>
+      <w:r>
+        <w:rPr>
+          <w:color w:val="1A1816"/>
+          <w:sz w:val="22"/>
+        </w:rPr>
+        <w:t>不抵消就重复计算，报表失真，考试直接错。</w:t>
+      </w:r>
+    </w:p>
+    <w:p/>
     <w:p>
       <w:pPr>
         <w:spacing w:after="60"/>
@@ -1684,69 +1921,7 @@
           <w:color w:val="C8522A"/>
           <w:sz w:val="22"/>
         </w:rPr>
-        <w:t>━━━━━━━━━━━━━━━━━━</w:t>
-      </w:r>
-    </w:p>
-    <w:p/>
-    <w:p>
-      <w:pPr>
-        <w:spacing w:after="60"/>
-      </w:pPr>
-      <w:r>
-        <w:rPr>
-          <w:color w:val="1A1816"/>
-          <w:sz w:val="22"/>
-        </w:rPr>
-        <w:t>我的理解：把母公司和子公司的报表加起来，就是合并报表。</w:t>
-      </w:r>
-    </w:p>
-    <w:p>
-      <w:pPr>
-        <w:spacing w:after="60"/>
-      </w:pPr>
-      <w:r>
-        <w:rPr>
-          <w:color w:val="1A1816"/>
-          <w:sz w:val="22"/>
-        </w:rPr>
-        <w:t>一遇到合并题，直接加法开干。全错。</w:t>
-      </w:r>
-    </w:p>
-    <w:p/>
-    <w:p>
-      <w:pPr>
-        <w:spacing w:after="60"/>
-      </w:pPr>
-      <w:r>
-        <w:rPr>
-          <w:color w:val="1A1816"/>
-          <w:sz w:val="22"/>
-        </w:rPr>
-        <w:t>真相：</w:t>
-      </w:r>
-    </w:p>
-    <w:p>
-      <w:pPr>
-        <w:spacing w:after="60"/>
-      </w:pPr>
-      <w:r>
-        <w:rPr>
-          <w:color w:val="1A1816"/>
-          <w:sz w:val="22"/>
-        </w:rPr>
-        <w:t>相加只是第一步，加完之后必须做抵消——把集团内部重复计算的部分消掉。</w:t>
-      </w:r>
-    </w:p>
-    <w:p>
-      <w:pPr>
-        <w:spacing w:after="60"/>
-      </w:pPr>
-      <w:r>
-        <w:rPr>
-          <w:color w:val="1A1816"/>
-          <w:sz w:val="22"/>
-        </w:rPr>
-        <w:t>最典型的：母公司长期股权投资 和 子公司所有者权益，从集团角度是同一件事的两种体现，不能同时出现，必须对冲。</w:t>
+        <w:t>✅ 正确理解：合并=加总−内部抵消</w:t>
       </w:r>
     </w:p>
     <w:p/>
@@ -1760,9 +1935,10 @@
           <w:color w:val="C8522A"/>
           <w:sz w:val="22"/>
         </w:rPr>
-        <w:t>━━━━━━━━━━━━━━━━━━</w:t>
+        <w:t>💥 坑二：以为持股超50%就一定是控制</w:t>
       </w:r>
     </w:p>
+    <w:p/>
     <w:p>
       <w:pPr>
         <w:spacing w:after="60"/>
@@ -1772,9 +1948,58 @@
           <w:color w:val="1A1816"/>
           <w:sz w:val="22"/>
         </w:rPr>
-        <w:t>坑②：不理解为什么要借记子公司所有者权益</w:t>
+        <w:t>我：持股51%，必须合并！</w:t>
       </w:r>
     </w:p>
+    <w:p>
+      <w:pPr>
+        <w:spacing w:after="60"/>
+      </w:pPr>
+      <w:r>
+        <w:rPr>
+          <w:color w:val="1A1816"/>
+          <w:sz w:val="22"/>
+        </w:rPr>
+        <w:t>其实：要看实质控制权。</w:t>
+      </w:r>
+    </w:p>
+    <w:p>
+      <w:pPr>
+        <w:spacing w:after="60"/>
+      </w:pPr>
+      <w:r>
+        <w:rPr>
+          <w:color w:val="1A1816"/>
+          <w:sz w:val="22"/>
+        </w:rPr>
+        <w:t>三要素：权力 + 可变回报 + 关联，三个都满足才算控制。</w:t>
+      </w:r>
+    </w:p>
+    <w:p>
+      <w:pPr>
+        <w:spacing w:after="60"/>
+      </w:pPr>
+      <w:r>
+        <w:rPr>
+          <w:color w:val="1A1816"/>
+          <w:sz w:val="22"/>
+        </w:rPr>
+        <w:t>持股40%但有实质控制权，一样要合并。</w:t>
+      </w:r>
+    </w:p>
+    <w:p>
+      <w:pPr>
+        <w:spacing w:after="60"/>
+      </w:pPr>
+      <w:r>
+        <w:rPr>
+          <w:color w:val="1A1816"/>
+          <w:sz w:val="22"/>
+        </w:rPr>
+        <w:t>持股55%但决策权被限制，不一定算控制。</w:t>
+      </w:r>
+    </w:p>
+    <w:p/>
     <w:p>
       <w:pPr>
         <w:spacing w:after="60"/>
@@ -1785,81 +2010,7 @@
           <w:color w:val="C8522A"/>
           <w:sz w:val="22"/>
         </w:rPr>
-        <w:t>━━━━━━━━━━━━━━━━━━</w:t>
-      </w:r>
-    </w:p>
-    <w:p/>
-    <w:p>
-      <w:pPr>
-        <w:spacing w:after="60"/>
-      </w:pPr>
-      <w:r>
-        <w:rPr>
-          <w:color w:val="1A1816"/>
-          <w:sz w:val="22"/>
-        </w:rPr>
-        <w:t>我死背分录：借子公司所有者权益，贷长期股权投资。</w:t>
-      </w:r>
-    </w:p>
-    <w:p>
-      <w:pPr>
-        <w:spacing w:after="60"/>
-      </w:pPr>
-      <w:r>
-        <w:rPr>
-          <w:color w:val="1A1816"/>
-          <w:sz w:val="22"/>
-        </w:rPr>
-        <w:t>但不明白为什么这样借贷。</w:t>
-      </w:r>
-    </w:p>
-    <w:p/>
-    <w:p>
-      <w:pPr>
-        <w:spacing w:after="60"/>
-      </w:pPr>
-      <w:r>
-        <w:rPr>
-          <w:color w:val="1A1816"/>
-          <w:sz w:val="22"/>
-        </w:rPr>
-        <w:t>真相：</w:t>
-      </w:r>
-    </w:p>
-    <w:p>
-      <w:pPr>
-        <w:spacing w:after="60"/>
-      </w:pPr>
-      <w:r>
-        <w:rPr>
-          <w:color w:val="1A1816"/>
-          <w:sz w:val="22"/>
-        </w:rPr>
-        <w:t>长投代表母公司花出去的钱，子公司所有者权益代表这笔钱在子公司账上对应的价值。</w:t>
-      </w:r>
-    </w:p>
-    <w:p>
-      <w:pPr>
-        <w:spacing w:after="60"/>
-      </w:pPr>
-      <w:r>
-        <w:rPr>
-          <w:color w:val="1A1816"/>
-          <w:sz w:val="22"/>
-        </w:rPr>
-        <w:t>二者是集团内部同一件事的两个侧面，合并时要互相对冲消掉。</w:t>
-      </w:r>
-    </w:p>
-    <w:p>
-      <w:pPr>
-        <w:spacing w:after="60"/>
-      </w:pPr>
-      <w:r>
-        <w:rPr>
-          <w:color w:val="1A1816"/>
-          <w:sz w:val="22"/>
-        </w:rPr>
-        <w:t>理解了这个，借贷方向就不用死背了。</w:t>
+        <w:t>✅ 正确理解：看实质控制，不只看比例</w:t>
       </w:r>
     </w:p>
     <w:p/>
@@ -1873,9 +2024,10 @@
           <w:color w:val="C8522A"/>
           <w:sz w:val="22"/>
         </w:rPr>
-        <w:t>━━━━━━━━━━━━━━━━━━</w:t>
+        <w:t>💥 坑三：以为商誉要摊销</w:t>
       </w:r>
     </w:p>
+    <w:p/>
     <w:p>
       <w:pPr>
         <w:spacing w:after="60"/>
@@ -1885,9 +2037,46 @@
           <w:color w:val="1A1816"/>
           <w:sz w:val="22"/>
         </w:rPr>
-        <w:t>坑③：80%持股时商誉算法用错</w:t>
+        <w:t>我：商誉按年摊，每年减一点。</w:t>
       </w:r>
     </w:p>
+    <w:p>
+      <w:pPr>
+        <w:spacing w:after="60"/>
+      </w:pPr>
+      <w:r>
+        <w:rPr>
+          <w:color w:val="1A1816"/>
+          <w:sz w:val="22"/>
+        </w:rPr>
+        <w:t>其实：商誉不能摊销！</w:t>
+      </w:r>
+    </w:p>
+    <w:p>
+      <w:pPr>
+        <w:spacing w:after="60"/>
+      </w:pPr>
+      <w:r>
+        <w:rPr>
+          <w:color w:val="1A1816"/>
+          <w:sz w:val="22"/>
+        </w:rPr>
+        <w:t>只能做减值测试——每年检查，发现减值再确认。</w:t>
+      </w:r>
+    </w:p>
+    <w:p>
+      <w:pPr>
+        <w:spacing w:after="60"/>
+      </w:pPr>
+      <w:r>
+        <w:rPr>
+          <w:color w:val="1A1816"/>
+          <w:sz w:val="22"/>
+        </w:rPr>
+        <w:t>而且减了不能转回，这点别忘。</w:t>
+      </w:r>
+    </w:p>
+    <w:p/>
     <w:p>
       <w:pPr>
         <w:spacing w:after="60"/>
@@ -1898,82 +2087,7 @@
           <w:color w:val="C8522A"/>
           <w:sz w:val="22"/>
         </w:rPr>
-        <w:t>━━━━━━━━━━━━━━━━━━</w:t>
-      </w:r>
-    </w:p>
-    <w:p/>
-    <w:p>
-      <w:pPr>
-        <w:spacing w:after="60"/>
-      </w:pPr>
-      <w:r>
-        <w:rPr>
-          <w:color w:val="1A1816"/>
-          <w:sz w:val="22"/>
-        </w:rPr>
-        <w:t>我的公式：商誉 = 投资额 - 子公司全部净资产</w:t>
-      </w:r>
-    </w:p>
-    <w:p>
-      <w:pPr>
-        <w:spacing w:after="60"/>
-      </w:pPr>
-      <w:r>
-        <w:rPr>
-          <w:color w:val="1A1816"/>
-          <w:sz w:val="22"/>
-        </w:rPr>
-        <w:t>漏了一步：要乘持股比例。</w:t>
-      </w:r>
-    </w:p>
-    <w:p/>
-    <w:p>
-      <w:pPr>
-        <w:spacing w:after="60"/>
-      </w:pPr>
-      <w:r>
-        <w:rPr>
-          <w:color w:val="1A1816"/>
-          <w:sz w:val="22"/>
-        </w:rPr>
-        <w:t>正确公式：</w:t>
-      </w:r>
-    </w:p>
-    <w:p>
-      <w:pPr>
-        <w:spacing w:after="60"/>
-      </w:pPr>
-      <w:r>
-        <w:rPr>
-          <w:color w:val="1A1816"/>
-          <w:sz w:val="22"/>
-        </w:rPr>
-        <w:t>商誉 = 投资成本 - 子公司净资产公允价值 × 持股比例</w:t>
-      </w:r>
-    </w:p>
-    <w:p/>
-    <w:p>
-      <w:pPr>
-        <w:spacing w:after="60"/>
-      </w:pPr>
-      <w:r>
-        <w:rPr>
-          <w:color w:val="1A1816"/>
-          <w:sz w:val="22"/>
-        </w:rPr>
-        <w:t>举例：投资1200万，子公司净资产公允价值1000万，持股80%：</w:t>
-      </w:r>
-    </w:p>
-    <w:p>
-      <w:pPr>
-        <w:spacing w:after="60"/>
-      </w:pPr>
-      <w:r>
-        <w:rPr>
-          <w:color w:val="1A1816"/>
-          <w:sz w:val="22"/>
-        </w:rPr>
-        <w:t>商誉 = 1200 - 1000×80% = 1200 - 800 = 400万</w:t>
+        <w:t>✅ 公式：商誉=合并成本−被购方净资产公允值×持股比例</w:t>
       </w:r>
     </w:p>
     <w:p/>
@@ -1987,9 +2101,10 @@
           <w:color w:val="C8522A"/>
           <w:sz w:val="22"/>
         </w:rPr>
-        <w:t>━━━━━━━━━━━━━━━━━━</w:t>
+        <w:t>💥 坑四：以为少数股东权益是负债</w:t>
       </w:r>
     </w:p>
+    <w:p/>
     <w:p>
       <w:pPr>
         <w:spacing w:after="60"/>
@@ -1999,9 +2114,34 @@
           <w:color w:val="1A1816"/>
           <w:sz w:val="22"/>
         </w:rPr>
-        <w:t>坑④：少数股东权益用账面价值算</w:t>
+        <w:t>我：那部分不是我们的，肯定是"欠别人的"=负债。</w:t>
       </w:r>
     </w:p>
+    <w:p>
+      <w:pPr>
+        <w:spacing w:after="60"/>
+      </w:pPr>
+      <w:r>
+        <w:rPr>
+          <w:color w:val="1A1816"/>
+          <w:sz w:val="22"/>
+        </w:rPr>
+        <w:t>其实：少数股东权益是所有者权益的一部分！</w:t>
+      </w:r>
+    </w:p>
+    <w:p>
+      <w:pPr>
+        <w:spacing w:after="60"/>
+      </w:pPr>
+      <w:r>
+        <w:rPr>
+          <w:color w:val="1A1816"/>
+          <w:sz w:val="22"/>
+        </w:rPr>
+        <w:t>在合并资产负债表里，它单独列在所有者权益项下，不在负债。</w:t>
+      </w:r>
+    </w:p>
+    <w:p/>
     <w:p>
       <w:pPr>
         <w:spacing w:after="60"/>
@@ -2012,69 +2152,7 @@
           <w:color w:val="C8522A"/>
           <w:sz w:val="22"/>
         </w:rPr>
-        <w:t>━━━━━━━━━━━━━━━━━━</w:t>
-      </w:r>
-    </w:p>
-    <w:p/>
-    <w:p>
-      <w:pPr>
-        <w:spacing w:after="60"/>
-      </w:pPr>
-      <w:r>
-        <w:rPr>
-          <w:color w:val="1A1816"/>
-          <w:sz w:val="22"/>
-        </w:rPr>
-        <w:t>我的做法：少数股东权益 = 子公司净资产账面价值 × 少数股东比例</w:t>
-      </w:r>
-    </w:p>
-    <w:p>
-      <w:pPr>
-        <w:spacing w:after="60"/>
-      </w:pPr>
-      <w:r>
-        <w:rPr>
-          <w:color w:val="1A1816"/>
-          <w:sz w:val="22"/>
-        </w:rPr>
-        <w:t>结果全错。</w:t>
-      </w:r>
-    </w:p>
-    <w:p/>
-    <w:p>
-      <w:pPr>
-        <w:spacing w:after="60"/>
-      </w:pPr>
-      <w:r>
-        <w:rPr>
-          <w:color w:val="1A1816"/>
-          <w:sz w:val="22"/>
-        </w:rPr>
-        <w:t>真相：</w:t>
-      </w:r>
-    </w:p>
-    <w:p>
-      <w:pPr>
-        <w:spacing w:after="60"/>
-      </w:pPr>
-      <w:r>
-        <w:rPr>
-          <w:color w:val="1A1816"/>
-          <w:sz w:val="22"/>
-        </w:rPr>
-        <w:t>少数股东权益 = 子公司净资产公允价值 × 少数股东持股比例</w:t>
-      </w:r>
-    </w:p>
-    <w:p>
-      <w:pPr>
-        <w:spacing w:after="60"/>
-      </w:pPr>
-      <w:r>
-        <w:rPr>
-          <w:color w:val="1A1816"/>
-          <w:sz w:val="22"/>
-        </w:rPr>
-        <w:t>合并报表里子公司净资产要按公允价值列示，不能用账面价值。</w:t>
+        <w:t>✅ 这是高频判断题坑，一定要记牢</w:t>
       </w:r>
     </w:p>
     <w:p/>
@@ -2088,9 +2166,10 @@
           <w:color w:val="C8522A"/>
           <w:sz w:val="22"/>
         </w:rPr>
-        <w:t>━━━━━━━━━━━━━━━━━━</w:t>
+        <w:t>📌 总结</w:t>
       </w:r>
     </w:p>
+    <w:p/>
     <w:p>
       <w:pPr>
         <w:spacing w:after="60"/>
@@ -2100,23 +2179,9 @@
           <w:color w:val="1A1816"/>
           <w:sz w:val="22"/>
         </w:rPr>
-        <w:t>总结：4个坑的核心</w:t>
+        <w:t>合并≠相加 / 控制靠实质 / 商誉不摊销 / 少数股权是权益</w:t>
       </w:r>
     </w:p>
-    <w:p>
-      <w:pPr>
-        <w:spacing w:after="60"/>
-      </w:pPr>
-      <w:r>
-        <w:rPr>
-          <w:b/>
-          <w:color w:val="C8522A"/>
-          <w:sz w:val="22"/>
-        </w:rPr>
-        <w:t>━━━━━━━━━━━━━━━━━━</w:t>
-      </w:r>
-    </w:p>
-    <w:p/>
     <w:p>
       <w:pPr>
         <w:spacing w:after="60"/>
@@ -2126,56 +2191,7 @@
           <w:color w:val="1A1816"/>
           <w:sz w:val="22"/>
         </w:rPr>
-        <w:t>坑①：合并≠直接相加，要先加后消内部项目</w:t>
-      </w:r>
-    </w:p>
-    <w:p>
-      <w:pPr>
-        <w:spacing w:after="60"/>
-      </w:pPr>
-      <w:r>
-        <w:rPr>
-          <w:color w:val="1A1816"/>
-          <w:sz w:val="22"/>
-        </w:rPr>
-        <w:t>坑②：抵消逻辑是长投和子公司权益互为内部关系</w:t>
-      </w:r>
-    </w:p>
-    <w:p>
-      <w:pPr>
-        <w:spacing w:after="60"/>
-      </w:pPr>
-      <w:r>
-        <w:rPr>
-          <w:color w:val="1A1816"/>
-          <w:sz w:val="22"/>
-        </w:rPr>
-        <w:t>坑③：商誉要乘持股比例</w:t>
-      </w:r>
-    </w:p>
-    <w:p>
-      <w:pPr>
-        <w:spacing w:after="60"/>
-      </w:pPr>
-      <w:r>
-        <w:rPr>
-          <w:color w:val="1A1816"/>
-          <w:sz w:val="22"/>
-        </w:rPr>
-        <w:t>坑④：少数股东权益用公允价值</w:t>
-      </w:r>
-    </w:p>
-    <w:p/>
-    <w:p>
-      <w:pPr>
-        <w:spacing w:after="60"/>
-      </w:pPr>
-      <w:r>
-        <w:rPr>
-          <w:color w:val="1A1816"/>
-          <w:sz w:val="22"/>
-        </w:rPr>
-        <w:t>逻辑通了，这章就没有死背分录的必要了。🌱</w:t>
+        <w:t>四个坑搞清楚，合并报表选择题稳拿分。</w:t>
       </w:r>
     </w:p>
     <w:p>
@@ -2197,7 +2213,7 @@
           <w:color w:val="6B6560"/>
           <w:sz w:val="18"/>
         </w:rPr>
-        <w:t>话题：#中级会计备考 #中级会计 #合并报表 #备考经验 #避坑 #会计大白话 #财会干货 #诗雨会计</w:t>
+        <w:t>话题：#中级会计备考 #中级会计 #会计 #合并报表 #备考冲刺 #财会干货 #会计大白话 #备考避坑 #9月上岸 #诗雨会计</w:t>
       </w:r>
     </w:p>
     <w:p>
@@ -2244,7 +2260,7 @@
           <w:color w:val="6B6560"/>
           <w:sz w:val="18"/>
         </w:rPr>
-        <w:t>账号⑤  副号4·考点总结版</w:t>
+        <w:t>账号⑤  副号4·纯考点总结版</w:t>
       </w:r>
     </w:p>
     <w:p>
@@ -2286,7 +2302,133 @@
           <w:color w:val="1A1816"/>
           <w:sz w:val="22"/>
         </w:rPr>
-        <w:t>合并报表抵消核心考点整理，建议收藏复习。✅</w:t>
+        <w:t>合并报表底层逻辑，核心考点整理版 📊</w:t>
+      </w:r>
+    </w:p>
+    <w:p/>
+    <w:p>
+      <w:pPr>
+        <w:spacing w:after="60"/>
+      </w:pPr>
+      <w:r>
+        <w:rPr>
+          <w:color w:val="1A1816"/>
+          <w:sz w:val="22"/>
+        </w:rPr>
+        <w:t>【一】合并报表的本质</w:t>
+      </w:r>
+    </w:p>
+    <w:p/>
+    <w:p>
+      <w:pPr>
+        <w:spacing w:after="60"/>
+      </w:pPr>
+      <w:r>
+        <w:rPr>
+          <w:color w:val="1A1816"/>
+          <w:sz w:val="22"/>
+        </w:rPr>
+        <w:t>合并报表 ≠ 各表相加</w:t>
+      </w:r>
+    </w:p>
+    <w:p>
+      <w:pPr>
+        <w:spacing w:after="60"/>
+      </w:pPr>
+      <w:r>
+        <w:rPr>
+          <w:color w:val="1A1816"/>
+          <w:sz w:val="22"/>
+        </w:rPr>
+        <w:t>= 以整个集团为一个会计主体，对外统一呈现，并抵消内部交易</w:t>
+      </w:r>
+    </w:p>
+    <w:p/>
+    <w:p>
+      <w:pPr>
+        <w:spacing w:after="60"/>
+      </w:pPr>
+      <w:r>
+        <w:rPr>
+          <w:color w:val="1A1816"/>
+          <w:sz w:val="22"/>
+        </w:rPr>
+        <w:t>【二】控制认定——三要素</w:t>
+      </w:r>
+    </w:p>
+    <w:p/>
+    <w:p>
+      <w:pPr>
+        <w:spacing w:after="60"/>
+      </w:pPr>
+      <w:r>
+        <w:rPr>
+          <w:color w:val="1A1816"/>
+          <w:sz w:val="22"/>
+        </w:rPr>
+        <w:t>① 权力：能主导子公司相关活动</w:t>
+      </w:r>
+    </w:p>
+    <w:p>
+      <w:pPr>
+        <w:spacing w:after="60"/>
+      </w:pPr>
+      <w:r>
+        <w:rPr>
+          <w:color w:val="1A1816"/>
+          <w:sz w:val="22"/>
+        </w:rPr>
+        <w:t>② 可变回报：从子公司获益或承担损失</w:t>
+      </w:r>
+    </w:p>
+    <w:p>
+      <w:pPr>
+        <w:spacing w:after="60"/>
+      </w:pPr>
+      <w:r>
+        <w:rPr>
+          <w:color w:val="1A1816"/>
+          <w:sz w:val="22"/>
+        </w:rPr>
+        <w:t>③ 关联：能用权力影响自己的回报</w:t>
+      </w:r>
+    </w:p>
+    <w:p/>
+    <w:p>
+      <w:pPr>
+        <w:spacing w:after="60"/>
+      </w:pPr>
+      <w:r>
+        <w:rPr>
+          <w:color w:val="1A1816"/>
+          <w:sz w:val="22"/>
+        </w:rPr>
+        <w:t>→ 三个全满足，才纳入合并范围</w:t>
+      </w:r>
+    </w:p>
+    <w:p>
+      <w:pPr>
+        <w:spacing w:after="60"/>
+      </w:pPr>
+      <w:r>
+        <w:rPr>
+          <w:color w:val="1A1816"/>
+          <w:sz w:val="22"/>
+        </w:rPr>
+        <w:t>→ 持股&gt;50%是参考，但实质控制权优先</w:t>
+      </w:r>
+    </w:p>
+    <w:p/>
+    <w:p>
+      <w:pPr>
+        <w:spacing w:after="60"/>
+      </w:pPr>
+      <w:r>
+        <w:rPr>
+          <w:color w:val="1A1816"/>
+          <w:sz w:val="22"/>
+        </w:rPr>
+        <w:t>【三】商誉的计算</w:t>
       </w:r>
     </w:p>
     <w:p/>
@@ -2300,9 +2442,97 @@
           <w:color w:val="C8522A"/>
           <w:sz w:val="22"/>
         </w:rPr>
-        <w:t>━━━━━━━━━━━━━━━━━━</w:t>
+        <w:t>商誉 = 合并成本 − 被购方可辨认净资产公允价值 × 持股比例</w:t>
       </w:r>
     </w:p>
+    <w:p/>
+    <w:p>
+      <w:pPr>
+        <w:spacing w:after="60"/>
+      </w:pPr>
+      <w:r>
+        <w:rPr>
+          <w:color w:val="1A1816"/>
+          <w:sz w:val="22"/>
+        </w:rPr>
+        <w:t>例：合并成本1200万，净资产公允1000万，持股80%</w:t>
+      </w:r>
+    </w:p>
+    <w:p>
+      <w:pPr>
+        <w:spacing w:after="60"/>
+      </w:pPr>
+      <w:r>
+        <w:rPr>
+          <w:color w:val="1A1816"/>
+          <w:sz w:val="22"/>
+        </w:rPr>
+        <w:t>商誉 = 1200 − 1000×80% = 1200 − 800 = 400万</w:t>
+      </w:r>
+    </w:p>
+    <w:p/>
+    <w:p>
+      <w:pPr>
+        <w:spacing w:after="60"/>
+      </w:pPr>
+      <w:r>
+        <w:rPr>
+          <w:color w:val="1A1816"/>
+          <w:sz w:val="22"/>
+        </w:rPr>
+        <w:t>后续处理：</w:t>
+      </w:r>
+    </w:p>
+    <w:p>
+      <w:pPr>
+        <w:spacing w:after="60"/>
+      </w:pPr>
+      <w:r>
+        <w:rPr>
+          <w:color w:val="1A1816"/>
+          <w:sz w:val="22"/>
+        </w:rPr>
+        <w:t>· 只做减值测试，不做摊销</w:t>
+      </w:r>
+    </w:p>
+    <w:p>
+      <w:pPr>
+        <w:spacing w:after="60"/>
+      </w:pPr>
+      <w:r>
+        <w:rPr>
+          <w:color w:val="1A1816"/>
+          <w:sz w:val="22"/>
+        </w:rPr>
+        <w:t>· 减值损失不可转回</w:t>
+      </w:r>
+    </w:p>
+    <w:p>
+      <w:pPr>
+        <w:spacing w:after="60"/>
+      </w:pPr>
+      <w:r>
+        <w:rPr>
+          <w:color w:val="1A1816"/>
+          <w:sz w:val="22"/>
+        </w:rPr>
+        <w:t>· 在合并资产负债表资产方单独列示</w:t>
+      </w:r>
+    </w:p>
+    <w:p/>
+    <w:p>
+      <w:pPr>
+        <w:spacing w:after="60"/>
+      </w:pPr>
+      <w:r>
+        <w:rPr>
+          <w:color w:val="1A1816"/>
+          <w:sz w:val="22"/>
+        </w:rPr>
+        <w:t>【四】少数股东权益</w:t>
+      </w:r>
+    </w:p>
+    <w:p/>
     <w:p>
       <w:pPr>
         <w:spacing w:after="60"/>
@@ -2313,20 +2543,7 @@
           <w:color w:val="C8522A"/>
           <w:sz w:val="22"/>
         </w:rPr>
-        <w:t>✅ 一、基本逻辑</w:t>
-      </w:r>
-    </w:p>
-    <w:p>
-      <w:pPr>
-        <w:spacing w:after="60"/>
-      </w:pPr>
-      <w:r>
-        <w:rPr>
-          <w:b/>
-          <w:color w:val="C8522A"/>
-          <w:sz w:val="22"/>
-        </w:rPr>
-        <w:t>━━━━━━━━━━━━━━━━━━</w:t>
+        <w:t>少数股东权益 = 子公司净资产公允价值 × （1 − 持股比例）</w:t>
       </w:r>
     </w:p>
     <w:p/>
@@ -2339,10 +2556,9 @@
           <w:color w:val="1A1816"/>
           <w:sz w:val="22"/>
         </w:rPr>
-        <w:t>合并报表 = 母+子报表相加 → 抵消内部重复项 → 集团真实报表</w:t>
+        <w:t>例：净资产1000万，持股80%</w:t>
       </w:r>
     </w:p>
-    <w:p/>
     <w:p>
       <w:pPr>
         <w:spacing w:after="60"/>
@@ -2352,47 +2568,7 @@
           <w:color w:val="1A1816"/>
           <w:sz w:val="22"/>
         </w:rPr>
-        <w:t>核心原理：母公司长期股权投资 与 子公司所有者权益，从集团角度是内部重复项，合并时必须抵消。</w:t>
-      </w:r>
-    </w:p>
-    <w:p/>
-    <w:p>
-      <w:pPr>
-        <w:spacing w:after="60"/>
-      </w:pPr>
-      <w:r>
-        <w:rPr>
-          <w:b/>
-          <w:color w:val="C8522A"/>
-          <w:sz w:val="22"/>
-        </w:rPr>
-        <w:t>━━━━━━━━━━━━━━━━━━</w:t>
-      </w:r>
-    </w:p>
-    <w:p>
-      <w:pPr>
-        <w:spacing w:after="60"/>
-      </w:pPr>
-      <w:r>
-        <w:rPr>
-          <w:b/>
-          <w:color w:val="C8522A"/>
-          <w:sz w:val="22"/>
-        </w:rPr>
-        <w:t>✅ 二、100%持股（无商誉）</w:t>
-      </w:r>
-    </w:p>
-    <w:p>
-      <w:pPr>
-        <w:spacing w:after="60"/>
-      </w:pPr>
-      <w:r>
-        <w:rPr>
-          <w:b/>
-          <w:color w:val="C8522A"/>
-          <w:sz w:val="22"/>
-        </w:rPr>
-        <w:t>━━━━━━━━━━━━━━━━━━</w:t>
+        <w:t>少数股东权益 = 1000 × 20% = 200万</w:t>
       </w:r>
     </w:p>
     <w:p/>
@@ -2405,7 +2581,7 @@
           <w:color w:val="1A1816"/>
           <w:sz w:val="22"/>
         </w:rPr>
-        <w:t>关系式：母公司长期股权投资 = 子公司所有者权益</w:t>
+        <w:t>→ 属于所有者权益，单独列示，不是负债！</w:t>
       </w:r>
     </w:p>
     <w:p/>
@@ -2418,9 +2594,10 @@
           <w:color w:val="1A1816"/>
           <w:sz w:val="22"/>
         </w:rPr>
-        <w:t>抵消分录：</w:t>
+        <w:t>【五】两类内部抵消分录</w:t>
       </w:r>
     </w:p>
+    <w:p/>
     <w:p>
       <w:pPr>
         <w:spacing w:after="60"/>
@@ -2430,7 +2607,31 @@
           <w:color w:val="1A1816"/>
           <w:sz w:val="22"/>
         </w:rPr>
-        <w:t>借：股本、资本公积、其他综合收益、盈余公积、未分配利润（子公司各权益项目）</w:t>
+        <w:t>① 内部股权投资 vs 子公司所有者权益：</w:t>
+      </w:r>
+    </w:p>
+    <w:p>
+      <w:pPr>
+        <w:spacing w:after="60"/>
+      </w:pPr>
+      <w:r>
+        <w:rPr>
+          <w:color w:val="1A1816"/>
+          <w:sz w:val="22"/>
+        </w:rPr>
+        <w:t>借：子公司所有者权益（母公司持有部分）</w:t>
+      </w:r>
+    </w:p>
+    <w:p>
+      <w:pPr>
+        <w:spacing w:after="60"/>
+      </w:pPr>
+      <w:r>
+        <w:rPr>
+          <w:color w:val="1A1816"/>
+          <w:sz w:val="22"/>
+        </w:rPr>
+        <w:t>商誉（差额）</w:t>
       </w:r>
     </w:p>
     <w:p>
@@ -2452,13 +2653,87 @@
       </w:pPr>
       <w:r>
         <w:rPr>
-          <w:b/>
-          <w:color w:val="C8522A"/>
+          <w:color w:val="1A1816"/>
           <w:sz w:val="22"/>
         </w:rPr>
-        <w:t>━━━━━━━━━━━━━━━━━━</w:t>
+        <w:t>② 内部往来收入/成本：</w:t>
       </w:r>
     </w:p>
+    <w:p>
+      <w:pPr>
+        <w:spacing w:after="60"/>
+      </w:pPr>
+      <w:r>
+        <w:rPr>
+          <w:color w:val="1A1816"/>
+          <w:sz w:val="22"/>
+        </w:rPr>
+        <w:t>借：主营业务收入</w:t>
+      </w:r>
+    </w:p>
+    <w:p>
+      <w:pPr>
+        <w:spacing w:after="60"/>
+      </w:pPr>
+      <w:r>
+        <w:rPr>
+          <w:color w:val="1A1816"/>
+          <w:sz w:val="22"/>
+        </w:rPr>
+        <w:t>贷：主营业务成本（已结转）/ 存货（未结转）</w:t>
+      </w:r>
+    </w:p>
+    <w:p/>
+    <w:p>
+      <w:pPr>
+        <w:spacing w:after="60"/>
+      </w:pPr>
+      <w:r>
+        <w:rPr>
+          <w:color w:val="1A1816"/>
+          <w:sz w:val="22"/>
+        </w:rPr>
+        <w:t>【六】高频考点提示】</w:t>
+      </w:r>
+    </w:p>
+    <w:p/>
+    <w:p>
+      <w:pPr>
+        <w:spacing w:after="60"/>
+      </w:pPr>
+      <w:r>
+        <w:rPr>
+          <w:color w:val="1A1816"/>
+          <w:sz w:val="22"/>
+        </w:rPr>
+        <w:t>· 商誉不摊销 ← 选择题高频</w:t>
+      </w:r>
+    </w:p>
+    <w:p>
+      <w:pPr>
+        <w:spacing w:after="60"/>
+      </w:pPr>
+      <w:r>
+        <w:rPr>
+          <w:color w:val="1A1816"/>
+          <w:sz w:val="22"/>
+        </w:rPr>
+        <w:t>· 少数股东权益在所有者权益 ← 判断题高频</w:t>
+      </w:r>
+    </w:p>
+    <w:p>
+      <w:pPr>
+        <w:spacing w:after="60"/>
+      </w:pPr>
+      <w:r>
+        <w:rPr>
+          <w:color w:val="1A1816"/>
+          <w:sz w:val="22"/>
+        </w:rPr>
+        <w:t>· 控制看实质 ← 综合题常见</w:t>
+      </w:r>
+    </w:p>
+    <w:p/>
     <w:p>
       <w:pPr>
         <w:spacing w:after="60"/>
@@ -2469,213 +2744,7 @@
           <w:color w:val="C8522A"/>
           <w:sz w:val="22"/>
         </w:rPr>
-        <w:t>✅ 三、80%持股（有商誉）</w:t>
-      </w:r>
-    </w:p>
-    <w:p>
-      <w:pPr>
-        <w:spacing w:after="60"/>
-      </w:pPr>
-      <w:r>
-        <w:rPr>
-          <w:b/>
-          <w:color w:val="C8522A"/>
-          <w:sz w:val="22"/>
-        </w:rPr>
-        <w:t>━━━━━━━━━━━━━━━━━━</w:t>
-      </w:r>
-    </w:p>
-    <w:p/>
-    <w:p>
-      <w:pPr>
-        <w:spacing w:after="60"/>
-      </w:pPr>
-      <w:r>
-        <w:rPr>
-          <w:color w:val="1A1816"/>
-          <w:sz w:val="22"/>
-        </w:rPr>
-        <w:t>关系式：母公司长投 + 少数股东权益 = 子公司净资产公允价值 + 商誉</w:t>
-      </w:r>
-    </w:p>
-    <w:p/>
-    <w:p>
-      <w:pPr>
-        <w:spacing w:after="60"/>
-      </w:pPr>
-      <w:r>
-        <w:rPr>
-          <w:color w:val="1A1816"/>
-          <w:sz w:val="22"/>
-        </w:rPr>
-        <w:t>关键计算：</w:t>
-      </w:r>
-    </w:p>
-    <w:p>
-      <w:pPr>
-        <w:spacing w:after="60"/>
-      </w:pPr>
-      <w:r>
-        <w:rPr>
-          <w:color w:val="1A1816"/>
-          <w:sz w:val="22"/>
-        </w:rPr>
-        <w:t>· 商誉 = 母公司投资成本 - 子公司净资产公允价值 × 持股比例</w:t>
-      </w:r>
-    </w:p>
-    <w:p>
-      <w:pPr>
-        <w:spacing w:after="60"/>
-      </w:pPr>
-      <w:r>
-        <w:rPr>
-          <w:color w:val="1A1816"/>
-          <w:sz w:val="22"/>
-        </w:rPr>
-        <w:t>· 少数股东权益 = 子公司净资产公允价值 × 少数股东持股比例</w:t>
-      </w:r>
-    </w:p>
-    <w:p/>
-    <w:p>
-      <w:pPr>
-        <w:spacing w:after="60"/>
-      </w:pPr>
-      <w:r>
-        <w:rPr>
-          <w:color w:val="1A1816"/>
-          <w:sz w:val="22"/>
-        </w:rPr>
-        <w:t>抵消分录：</w:t>
-      </w:r>
-    </w:p>
-    <w:p>
-      <w:pPr>
-        <w:spacing w:after="60"/>
-      </w:pPr>
-      <w:r>
-        <w:rPr>
-          <w:color w:val="1A1816"/>
-          <w:sz w:val="22"/>
-        </w:rPr>
-        <w:t>借：所有者权益各项（合计=净资产公允价值）+ 商誉</w:t>
-      </w:r>
-    </w:p>
-    <w:p>
-      <w:pPr>
-        <w:spacing w:after="60"/>
-      </w:pPr>
-      <w:r>
-        <w:rPr>
-          <w:color w:val="1A1816"/>
-          <w:sz w:val="22"/>
-        </w:rPr>
-        <w:t>贷：长期股权投资 + 少数股东权益</w:t>
-      </w:r>
-    </w:p>
-    <w:p/>
-    <w:p>
-      <w:pPr>
-        <w:spacing w:after="60"/>
-      </w:pPr>
-      <w:r>
-        <w:rPr>
-          <w:b/>
-          <w:color w:val="C8522A"/>
-          <w:sz w:val="22"/>
-        </w:rPr>
-        <w:t>━━━━━━━━━━━━━━━━━━</w:t>
-      </w:r>
-    </w:p>
-    <w:p>
-      <w:pPr>
-        <w:spacing w:after="60"/>
-      </w:pPr>
-      <w:r>
-        <w:rPr>
-          <w:b/>
-          <w:color w:val="C8522A"/>
-          <w:sz w:val="22"/>
-        </w:rPr>
-        <w:t>✅ 四、高频考试提醒</w:t>
-      </w:r>
-    </w:p>
-    <w:p>
-      <w:pPr>
-        <w:spacing w:after="60"/>
-      </w:pPr>
-      <w:r>
-        <w:rPr>
-          <w:b/>
-          <w:color w:val="C8522A"/>
-          <w:sz w:val="22"/>
-        </w:rPr>
-        <w:t>━━━━━━━━━━━━━━━━━━</w:t>
-      </w:r>
-    </w:p>
-    <w:p/>
-    <w:p>
-      <w:pPr>
-        <w:spacing w:after="60"/>
-      </w:pPr>
-      <w:r>
-        <w:rPr>
-          <w:b/>
-          <w:color w:val="C8522A"/>
-          <w:sz w:val="22"/>
-        </w:rPr>
-        <w:t>❌ 少数股东权益用账面价值（应用公允价值）</w:t>
-      </w:r>
-    </w:p>
-    <w:p>
-      <w:pPr>
-        <w:spacing w:after="60"/>
-      </w:pPr>
-      <w:r>
-        <w:rPr>
-          <w:b/>
-          <w:color w:val="C8522A"/>
-          <w:sz w:val="22"/>
-        </w:rPr>
-        <w:t>❌ 商誉不乘持股比例（应：投资成本 - 净资产公允价值×比例）</w:t>
-      </w:r>
-    </w:p>
-    <w:p>
-      <w:pPr>
-        <w:spacing w:after="60"/>
-      </w:pPr>
-      <w:r>
-        <w:rPr>
-          <w:b/>
-          <w:color w:val="C8522A"/>
-          <w:sz w:val="22"/>
-        </w:rPr>
-        <w:t>❌ 100%持股还列出少数股东权益（不存在）</w:t>
-      </w:r>
-    </w:p>
-    <w:p>
-      <w:pPr>
-        <w:spacing w:after="60"/>
-      </w:pPr>
-      <w:r>
-        <w:rPr>
-          <w:b/>
-          <w:color w:val="C8522A"/>
-          <w:sz w:val="22"/>
-        </w:rPr>
-        <w:t>❌ 抵消时遗漏其他综合收益（所有权益项目都要列出）</w:t>
-      </w:r>
-    </w:p>
-    <w:p/>
-    <w:p>
-      <w:pPr>
-        <w:spacing w:after="60"/>
-      </w:pPr>
-      <w:r>
-        <w:rPr>
-          <w:color w:val="1A1816"/>
-          <w:sz w:val="22"/>
-        </w:rPr>
-        <w:t>建议收藏，考前回看✅</w:t>
+        <w:t>✨ 诗雨叮嘱：合并报表综合题必考，每个步骤的逻辑链要打通，做题不要死记分录，理解底层再背。</w:t>
       </w:r>
     </w:p>
     <w:p>
@@ -2697,7 +2766,7 @@
           <w:color w:val="6B6560"/>
           <w:sz w:val="18"/>
         </w:rPr>
-        <w:t>话题：#中级会计备考 #中级会计 #合并报表 #会计考点速记 #备考冲刺 #财会干货 #考点整理 #9月上岸 #诗雨会计</w:t>
+        <w:t>话题：#中级会计备考 #中级会计 #会计 #合并报表 #考点整理 #备考冲刺 #财会干货 #会计大白话 #9月上岸 #诗雨会计</w:t>
       </w:r>
     </w:p>
     <w:p>
@@ -2786,10 +2855,9 @@
           <w:color w:val="1A1816"/>
           <w:sz w:val="22"/>
         </w:rPr>
-        <w:t>距离2026年中级会计考试，还有105天。⏰</w:t>
+        <w:t>距中级会计考试还有105天。⏰</w:t>
       </w:r>
     </w:p>
-    <w:p/>
     <w:p>
       <w:pPr>
         <w:spacing w:after="60"/>
@@ -2799,19 +2867,7 @@
           <w:color w:val="1A1816"/>
           <w:sz w:val="22"/>
         </w:rPr>
-        <w:t>合并报表是实务第十章，历年综合题高频考点。</w:t>
-      </w:r>
-    </w:p>
-    <w:p>
-      <w:pPr>
-        <w:spacing w:after="60"/>
-      </w:pPr>
-      <w:r>
-        <w:rPr>
-          <w:color w:val="1A1816"/>
-          <w:sz w:val="22"/>
-        </w:rPr>
-        <w:t>今天把抵消逻辑的必考考点列出来，对照自查。</w:t>
+        <w:t>合并报表是大题必考区，今天把4个必背点全过一遍。</w:t>
       </w:r>
     </w:p>
     <w:p/>
@@ -2825,7 +2881,7 @@
           <w:color w:val="C8522A"/>
           <w:sz w:val="22"/>
         </w:rPr>
-        <w:t>📊 这章的考试分量</w:t>
+        <w:t>📌 必背点1：控制三要素</w:t>
       </w:r>
     </w:p>
     <w:p/>
@@ -2838,7 +2894,7 @@
           <w:color w:val="1A1816"/>
           <w:sz w:val="22"/>
         </w:rPr>
-        <w:t>客观题：每年必有1-2道，考基本逻辑和商誉计算</w:t>
+        <w:t>权力 + 可变回报 + 关联 → 三要素全满足才算控制，才合并。</w:t>
       </w:r>
     </w:p>
     <w:p>
@@ -2850,19 +2906,7 @@
           <w:color w:val="1A1816"/>
           <w:sz w:val="22"/>
         </w:rPr>
-        <w:t>主观题：综合题必出，抵消分录是高频题型</w:t>
-      </w:r>
-    </w:p>
-    <w:p>
-      <w:pPr>
-        <w:spacing w:after="60"/>
-      </w:pPr>
-      <w:r>
-        <w:rPr>
-          <w:color w:val="1A1816"/>
-          <w:sz w:val="22"/>
-        </w:rPr>
-        <w:t>难点：不在背分录，在理解为什么要抵消，商誉和少数股东权益怎么算</w:t>
+        <w:t>不要只看持股比例，实质权力才是判断核心。</w:t>
       </w:r>
     </w:p>
     <w:p/>
@@ -2876,9 +2920,10 @@
           <w:color w:val="C8522A"/>
           <w:sz w:val="22"/>
         </w:rPr>
-        <w:t>━━━━━━━━━━━━━━━━━━</w:t>
+        <w:t>✅ 记忆口诀：权·回·联，三不缺</w:t>
       </w:r>
     </w:p>
+    <w:p/>
     <w:p>
       <w:pPr>
         <w:spacing w:after="60"/>
@@ -2889,9 +2934,61 @@
           <w:color w:val="C8522A"/>
           <w:sz w:val="22"/>
         </w:rPr>
-        <w:t>🎯 必考考点①：抵消的本质逻辑</w:t>
+        <w:t>📌 必背点2：商誉公式</w:t>
       </w:r>
     </w:p>
+    <w:p/>
+    <w:p>
+      <w:pPr>
+        <w:spacing w:after="60"/>
+      </w:pPr>
+      <w:r>
+        <w:rPr>
+          <w:color w:val="1A1816"/>
+          <w:sz w:val="22"/>
+        </w:rPr>
+        <w:t>商誉 = 合并成本 − 净资产公允值 × 持股比例</w:t>
+      </w:r>
+    </w:p>
+    <w:p/>
+    <w:p>
+      <w:pPr>
+        <w:spacing w:after="60"/>
+      </w:pPr>
+      <w:r>
+        <w:rPr>
+          <w:color w:val="1A1816"/>
+          <w:sz w:val="22"/>
+        </w:rPr>
+        <w:t>例：1200万收购80%，净资产公允1000万</w:t>
+      </w:r>
+    </w:p>
+    <w:p>
+      <w:pPr>
+        <w:spacing w:after="60"/>
+      </w:pPr>
+      <w:r>
+        <w:rPr>
+          <w:color w:val="1A1816"/>
+          <w:sz w:val="22"/>
+        </w:rPr>
+        <w:t>→ 商誉 = 1200 − 800 = 400万</w:t>
+      </w:r>
+    </w:p>
+    <w:p/>
+    <w:p>
+      <w:pPr>
+        <w:spacing w:after="60"/>
+      </w:pPr>
+      <w:r>
+        <w:rPr>
+          <w:color w:val="1A1816"/>
+          <w:sz w:val="22"/>
+        </w:rPr>
+        <w:t>后续：只做减值测试，不摊销，减值不可转回。</w:t>
+      </w:r>
+    </w:p>
+    <w:p/>
     <w:p>
       <w:pPr>
         <w:spacing w:after="60"/>
@@ -2902,7 +2999,7 @@
           <w:color w:val="C8522A"/>
           <w:sz w:val="22"/>
         </w:rPr>
-        <w:t>━━━━━━━━━━━━━━━━━━</w:t>
+        <w:t>📌 必背点3：少数股东权益</w:t>
       </w:r>
     </w:p>
     <w:p/>
@@ -2915,9 +3012,10 @@
           <w:color w:val="1A1816"/>
           <w:sz w:val="22"/>
         </w:rPr>
-        <w:t>母公司长期股权投资 与 子公司所有者权益，从集团角度是内部重复项，必须互相抵消。</w:t>
+        <w:t>= 子公司净资产公允值 × （1 − 持股比例）</w:t>
       </w:r>
     </w:p>
+    <w:p/>
     <w:p>
       <w:pPr>
         <w:spacing w:after="60"/>
@@ -2927,7 +3025,7 @@
           <w:color w:val="1A1816"/>
           <w:sz w:val="22"/>
         </w:rPr>
-        <w:t>合并报表 = 相加 → 抵消内部 → 集团真实结果</w:t>
+        <w:t>→ 属于所有者权益，合并表中单独列示，绝不是负债！</w:t>
       </w:r>
     </w:p>
     <w:p/>
@@ -2941,9 +3039,35 @@
           <w:color w:val="C8522A"/>
           <w:sz w:val="22"/>
         </w:rPr>
-        <w:t>━━━━━━━━━━━━━━━━━━</w:t>
+        <w:t>📌 必背点4：两类内部抵消</w:t>
       </w:r>
     </w:p>
+    <w:p/>
+    <w:p>
+      <w:pPr>
+        <w:spacing w:after="60"/>
+      </w:pPr>
+      <w:r>
+        <w:rPr>
+          <w:color w:val="1A1816"/>
+          <w:sz w:val="22"/>
+        </w:rPr>
+        <w:t>① 股权投资 vs 子公司权益：差额=商誉</w:t>
+      </w:r>
+    </w:p>
+    <w:p>
+      <w:pPr>
+        <w:spacing w:after="60"/>
+      </w:pPr>
+      <w:r>
+        <w:rPr>
+          <w:color w:val="1A1816"/>
+          <w:sz w:val="22"/>
+        </w:rPr>
+        <w:t>② 内部往来：收入+成本/存货，双向对冲</w:t>
+      </w:r>
+    </w:p>
+    <w:p/>
     <w:p>
       <w:pPr>
         <w:spacing w:after="60"/>
@@ -2954,9 +3078,10 @@
           <w:color w:val="C8522A"/>
           <w:sz w:val="22"/>
         </w:rPr>
-        <w:t>🎯 必考考点②：100%持股抵消（无商誉）</w:t>
+        <w:t>⚠️ 内部交易不抵消，收入被重复计算，是最常见的失分点。</w:t>
       </w:r>
     </w:p>
+    <w:p/>
     <w:p>
       <w:pPr>
         <w:spacing w:after="60"/>
@@ -2967,7 +3092,7 @@
           <w:color w:val="C8522A"/>
           <w:sz w:val="22"/>
         </w:rPr>
-        <w:t>━━━━━━━━━━━━━━━━━━</w:t>
+        <w:t>📅 冲刺节奏建议</w:t>
       </w:r>
     </w:p>
     <w:p/>
@@ -2980,7 +3105,7 @@
           <w:color w:val="1A1816"/>
           <w:sz w:val="22"/>
         </w:rPr>
-        <w:t>借：子公司所有者权益各项（股本/资本公积/其他综合收益/留存收益/未分配利润）</w:t>
+        <w:t>现在：理解底层逻辑，搞清楚每一步"为什么"</w:t>
       </w:r>
     </w:p>
     <w:p>
@@ -2992,47 +3117,7 @@
           <w:color w:val="1A1816"/>
           <w:sz w:val="22"/>
         </w:rPr>
-        <w:t>贷：长期股权投资</w:t>
-      </w:r>
-    </w:p>
-    <w:p/>
-    <w:p>
-      <w:pPr>
-        <w:spacing w:after="60"/>
-      </w:pPr>
-      <w:r>
-        <w:rPr>
-          <w:b/>
-          <w:color w:val="C8522A"/>
-          <w:sz w:val="22"/>
-        </w:rPr>
-        <w:t>━━━━━━━━━━━━━━━━━━</w:t>
-      </w:r>
-    </w:p>
-    <w:p>
-      <w:pPr>
-        <w:spacing w:after="60"/>
-      </w:pPr>
-      <w:r>
-        <w:rPr>
-          <w:b/>
-          <w:color w:val="C8522A"/>
-          <w:sz w:val="22"/>
-        </w:rPr>
-        <w:t>🎯 必考考点③：80%持股抵消（有商誉）</w:t>
-      </w:r>
-    </w:p>
-    <w:p>
-      <w:pPr>
-        <w:spacing w:after="60"/>
-      </w:pPr>
-      <w:r>
-        <w:rPr>
-          <w:b/>
-          <w:color w:val="C8522A"/>
-          <w:sz w:val="22"/>
-        </w:rPr>
-        <w:t>━━━━━━━━━━━━━━━━━━</w:t>
+        <w:t>后期：做真题综合题，按步骤走，对照评分点</w:t>
       </w:r>
     </w:p>
     <w:p/>
@@ -3045,9 +3130,10 @@
           <w:color w:val="1A1816"/>
           <w:sz w:val="22"/>
         </w:rPr>
-        <w:t>商誉 = 投资成本 - 子公司净资产公允价值 × 持股比例</w:t>
+        <w:t>105天稳稳备考，上岸有方法。🌱</w:t>
       </w:r>
     </w:p>
+    <w:p/>
     <w:p>
       <w:pPr>
         <w:spacing w:after="60"/>
@@ -3057,214 +3143,7 @@
           <w:color w:val="1A1816"/>
           <w:sz w:val="22"/>
         </w:rPr>
-        <w:t>少数股东权益 = 子公司净资产公允价值 × 少数股东比例</w:t>
-      </w:r>
-    </w:p>
-    <w:p/>
-    <w:p>
-      <w:pPr>
-        <w:spacing w:after="60"/>
-      </w:pPr>
-      <w:r>
-        <w:rPr>
-          <w:color w:val="1A1816"/>
-          <w:sz w:val="22"/>
-        </w:rPr>
-        <w:t>借：所有者权益各项 + 商誉</w:t>
-      </w:r>
-    </w:p>
-    <w:p>
-      <w:pPr>
-        <w:spacing w:after="60"/>
-      </w:pPr>
-      <w:r>
-        <w:rPr>
-          <w:color w:val="1A1816"/>
-          <w:sz w:val="22"/>
-        </w:rPr>
-        <w:t>贷：长期股权投资 + 少数股东权益</w:t>
-      </w:r>
-    </w:p>
-    <w:p/>
-    <w:p>
-      <w:pPr>
-        <w:spacing w:after="60"/>
-      </w:pPr>
-      <w:r>
-        <w:rPr>
-          <w:b/>
-          <w:color w:val="C8522A"/>
-          <w:sz w:val="22"/>
-        </w:rPr>
-        <w:t>━━━━━━━━━━━━━━━━━━</w:t>
-      </w:r>
-    </w:p>
-    <w:p>
-      <w:pPr>
-        <w:spacing w:after="60"/>
-      </w:pPr>
-      <w:r>
-        <w:rPr>
-          <w:b/>
-          <w:color w:val="C8522A"/>
-          <w:sz w:val="22"/>
-        </w:rPr>
-        <w:t>🎯 必考考点④：常见易错项</w:t>
-      </w:r>
-    </w:p>
-    <w:p>
-      <w:pPr>
-        <w:spacing w:after="60"/>
-      </w:pPr>
-      <w:r>
-        <w:rPr>
-          <w:b/>
-          <w:color w:val="C8522A"/>
-          <w:sz w:val="22"/>
-        </w:rPr>
-        <w:t>━━━━━━━━━━━━━━━━━━</w:t>
-      </w:r>
-    </w:p>
-    <w:p/>
-    <w:p>
-      <w:pPr>
-        <w:spacing w:after="60"/>
-      </w:pPr>
-      <w:r>
-        <w:rPr>
-          <w:b/>
-          <w:color w:val="C8522A"/>
-          <w:sz w:val="22"/>
-        </w:rPr>
-        <w:t>❌ 少数股东权益用账面价值（要用公允价值）</w:t>
-      </w:r>
-    </w:p>
-    <w:p>
-      <w:pPr>
-        <w:spacing w:after="60"/>
-      </w:pPr>
-      <w:r>
-        <w:rPr>
-          <w:b/>
-          <w:color w:val="C8522A"/>
-          <w:sz w:val="22"/>
-        </w:rPr>
-        <w:t>❌ 商誉不乘持股比例（投资成本-净资产×比例才对）</w:t>
-      </w:r>
-    </w:p>
-    <w:p>
-      <w:pPr>
-        <w:spacing w:after="60"/>
-      </w:pPr>
-      <w:r>
-        <w:rPr>
-          <w:b/>
-          <w:color w:val="C8522A"/>
-          <w:sz w:val="22"/>
-        </w:rPr>
-        <w:t>❌ 100%持股还写少数股东权益（不应该有）</w:t>
-      </w:r>
-    </w:p>
-    <w:p/>
-    <w:p>
-      <w:pPr>
-        <w:spacing w:after="60"/>
-      </w:pPr>
-      <w:r>
-        <w:rPr>
-          <w:b/>
-          <w:color w:val="C8522A"/>
-          <w:sz w:val="22"/>
-        </w:rPr>
-        <w:t>━━━━━━━━━━━━━━━━━━</w:t>
-      </w:r>
-    </w:p>
-    <w:p>
-      <w:pPr>
-        <w:spacing w:after="60"/>
-      </w:pPr>
-      <w:r>
-        <w:rPr>
-          <w:b/>
-          <w:color w:val="C8522A"/>
-          <w:sz w:val="22"/>
-        </w:rPr>
-        <w:t>📅 备考建议</w:t>
-      </w:r>
-    </w:p>
-    <w:p>
-      <w:pPr>
-        <w:spacing w:after="60"/>
-      </w:pPr>
-      <w:r>
-        <w:rPr>
-          <w:b/>
-          <w:color w:val="C8522A"/>
-          <w:sz w:val="22"/>
-        </w:rPr>
-        <w:t>━━━━━━━━━━━━━━━━━━</w:t>
-      </w:r>
-    </w:p>
-    <w:p/>
-    <w:p>
-      <w:pPr>
-        <w:spacing w:after="60"/>
-      </w:pPr>
-      <w:r>
-        <w:rPr>
-          <w:color w:val="1A1816"/>
-          <w:sz w:val="22"/>
-        </w:rPr>
-        <w:t>现在：把抵消逻辑搞清楚，理解"为什么"</w:t>
-      </w:r>
-    </w:p>
-    <w:p>
-      <w:pPr>
-        <w:spacing w:after="60"/>
-      </w:pPr>
-      <w:r>
-        <w:rPr>
-          <w:color w:val="1A1816"/>
-          <w:sz w:val="22"/>
-        </w:rPr>
-        <w:t>7月前：做2-3道历年真题，练抵消分录写法</w:t>
-      </w:r>
-    </w:p>
-    <w:p>
-      <w:pPr>
-        <w:spacing w:after="60"/>
-      </w:pPr>
-      <w:r>
-        <w:rPr>
-          <w:color w:val="1A1816"/>
-          <w:sz w:val="22"/>
-        </w:rPr>
-        <w:t>8月：配合内部交易抵消和连续编制一起练</w:t>
-      </w:r>
-    </w:p>
-    <w:p>
-      <w:pPr>
-        <w:spacing w:after="60"/>
-      </w:pPr>
-      <w:r>
-        <w:rPr>
-          <w:color w:val="1A1816"/>
-          <w:sz w:val="22"/>
-        </w:rPr>
-        <w:t>9月5日前：能闭眼写出两种情形的完整抵消分录</w:t>
-      </w:r>
-    </w:p>
-    <w:p/>
-    <w:p>
-      <w:pPr>
-        <w:spacing w:after="60"/>
-      </w:pPr>
-      <w:r>
-        <w:rPr>
-          <w:color w:val="1A1816"/>
-          <w:sz w:val="22"/>
-        </w:rPr>
-        <w:t>9月5日稳稳上岸💪</w:t>
+        <w:t>有在备考中级的同学，评论区打"合并"，我发完整考点清单👇</w:t>
       </w:r>
     </w:p>
     <w:p>
@@ -3286,7 +3165,7 @@
           <w:color w:val="6B6560"/>
           <w:sz w:val="18"/>
         </w:rPr>
-        <w:t>话题：#中级会计备考 #中级会计 #合并报表 #备考冲刺 #会计考试干货 #9月上岸 #考点整理 #中级会计考试 #财会干货 #诗雨会计</w:t>
+        <w:t>话题：#中级会计备考 #中级会计 #会计 #合并报表 #备考冲刺 #财会干货 #会计大白话 #9月上岸 #备考计划 #诗雨会计</w:t>
       </w:r>
     </w:p>
     <w:p>
